--- a/images/UpdatedResume.docx
+++ b/images/UpdatedResume.docx
@@ -15,8 +15,8 @@
         <w:tblDescription w:val="Layout table for all content"/>
       </w:tblPr>
       <w:tblGrid>
-        <w:gridCol w:w="3286"/>
-        <w:gridCol w:w="7514"/>
+        <w:gridCol w:w="3505"/>
+        <w:gridCol w:w="8015"/>
       </w:tblGrid>
       <w:tr>
         <w:trPr>
@@ -42,23 +42,44 @@
           </w:p>
           <w:p>
             <w:pPr>
-              <w:pStyle w:val="Heading3"/>
+              <w:pStyle w:val="Heading1"/>
+              <w:rPr>
+                <w:color w:val="37B6AE" w:themeColor="accent1"/>
+                <w:sz w:val="28"/>
+                <w:szCs w:val="28"/>
+              </w:rPr>
+            </w:pPr>
+            <w:r>
+              <w:rPr>
+                <w:color w:val="37B6AE" w:themeColor="accent1"/>
+                <w:sz w:val="28"/>
+                <w:szCs w:val="28"/>
+              </w:rPr>
+              <w:t>interactive DEVELOPER</w:t>
+            </w:r>
+          </w:p>
+          <w:p>
+            <w:pPr>
+              <w:spacing w:line="360" w:lineRule="auto"/>
+              <w:jc w:val="both"/>
             </w:pPr>
           </w:p>
           <w:p>
             <w:pPr>
-              <w:pStyle w:val="Heading3"/>
+              <w:spacing w:line="360" w:lineRule="auto"/>
+              <w:jc w:val="both"/>
             </w:pPr>
             <w:r>
               <w:t>s</w:t>
             </w:r>
             <w:r>
-              <w:t>xl7953@rit.edu</w:t>
+              <w:t>tnly.louie@gmail.com</w:t>
             </w:r>
           </w:p>
           <w:p>
             <w:pPr>
-              <w:pStyle w:val="Heading3"/>
+              <w:spacing w:line="360" w:lineRule="auto"/>
+              <w:jc w:val="both"/>
             </w:pPr>
             <w:r>
               <w:t>917-858-8635</w:t>
@@ -66,11 +87,17 @@
           </w:p>
           <w:p>
             <w:pPr>
-              <w:pStyle w:val="Heading3"/>
+              <w:spacing w:line="360" w:lineRule="auto"/>
+              <w:jc w:val="both"/>
             </w:pPr>
+            <w:r>
+              <w:t>iouie.github.io</w:t>
+            </w:r>
           </w:p>
           <w:tbl>
             <w:tblPr>
+              <w:tblpPr w:leftFromText="180" w:rightFromText="180" w:vertAnchor="text" w:horzAnchor="margin" w:tblpY="306"/>
+              <w:tblOverlap w:val="never"/>
               <w:tblW w:w="4845" w:type="pct"/>
               <w:tblBorders>
                 <w:top w:val="single" w:sz="8" w:space="0" w:color="37B6AE" w:themeColor="accent1"/>
@@ -89,19 +116,15 @@
               <w:tblDescription w:val="Left side layout table"/>
             </w:tblPr>
             <w:tblGrid>
-              <w:gridCol w:w="3184"/>
+              <w:gridCol w:w="3396"/>
             </w:tblGrid>
             <w:tr>
               <w:trPr>
-                <w:trHeight w:val="229"/>
+                <w:trHeight w:val="27"/>
               </w:trPr>
               <w:tc>
                 <w:tcPr>
-                  <w:tcW w:w="2929" w:type="dxa"/>
-                  <w:tcBorders>
-                    <w:top w:val="nil"/>
-                    <w:bottom w:val="nil"/>
-                  </w:tcBorders>
+                  <w:tcW w:w="3396" w:type="dxa"/>
                   <w:tcMar>
                     <w:top w:w="288" w:type="dxa"/>
                     <w:bottom w:w="288" w:type="dxa"/>
@@ -109,159 +132,20 @@
                 </w:tcPr>
                 <w:p>
                   <w:pPr>
-                    <w:framePr w:hSpace="180" w:wrap="around" w:hAnchor="margin" w:y="-356"/>
+                    <w:spacing w:line="360" w:lineRule="auto"/>
                     <w:rPr>
                       <w:b/>
                       <w:bCs/>
-                      <w:color w:val="0000FF"/>
-                      <w:u w:val="single"/>
+                      <w:sz w:val="32"/>
+                      <w:szCs w:val="32"/>
                     </w:rPr>
                   </w:pPr>
                   <w:r>
                     <w:rPr>
                       <w:b/>
                       <w:bCs/>
-                    </w:rPr>
-                    <w:t>PORTFOLIO</w:t>
-                  </w:r>
-                </w:p>
-                <w:p>
-                  <w:pPr>
-                    <w:framePr w:hSpace="180" w:wrap="around" w:hAnchor="margin" w:y="-356"/>
-                    <w:rPr>
-                      <w:szCs w:val="18"/>
-                    </w:rPr>
-                  </w:pPr>
-                  <w:hyperlink r:id="rId7" w:history="1">
-                    <w:r>
-                      <w:rPr>
-                        <w:rStyle w:val="Hyperlink"/>
-                      </w:rPr>
-                      <w:t>https://iouie.github.io/</w:t>
-                    </w:r>
-                  </w:hyperlink>
-                </w:p>
-              </w:tc>
-            </w:tr>
-            <w:tr>
-              <w:trPr>
-                <w:trHeight w:val="659"/>
-              </w:trPr>
-              <w:tc>
-                <w:tcPr>
-                  <w:tcW w:w="2929" w:type="dxa"/>
-                  <w:tcMar>
-                    <w:top w:w="288" w:type="dxa"/>
-                    <w:bottom w:w="288" w:type="dxa"/>
-                  </w:tcMar>
-                </w:tcPr>
-                <w:p>
-                  <w:pPr>
-                    <w:pStyle w:val="Heading3"/>
-                    <w:framePr w:hSpace="180" w:wrap="around" w:hAnchor="margin" w:y="-356"/>
-                  </w:pPr>
-                  <w:sdt>
-                    <w:sdtPr>
-                      <w:alias w:val="Objective:"/>
-                      <w:tag w:val="Objective:"/>
-                      <w:id w:val="319159961"/>
-                      <w:placeholder>
-                        <w:docPart w:val="10FFACAB29F246F1B75261705458F9D3"/>
-                      </w:placeholder>
-                      <w:temporary/>
-                      <w:showingPlcHdr/>
-                      <w15:appearance w15:val="hidden"/>
-                    </w:sdtPr>
-                    <w:sdtEndPr/>
-                    <w:sdtContent>
-                      <w:r>
-                        <w:rPr>
-                          <w:b/>
-                        </w:rPr>
-                        <w:t>Objective</w:t>
-                      </w:r>
-                    </w:sdtContent>
-                  </w:sdt>
-                </w:p>
-                <w:p>
-                  <w:pPr>
-                    <w:pStyle w:val="Heading3"/>
-                    <w:framePr w:hSpace="180" w:wrap="around" w:hAnchor="margin" w:y="-356"/>
-                  </w:pPr>
-                </w:p>
-                <w:p>
-                  <w:pPr>
-                    <w:framePr w:hSpace="180" w:wrap="around" w:hAnchor="margin" w:y="-356"/>
-                  </w:pPr>
-                  <w:r>
-                    <w:t>Looking to obtain a cooperative education position in front-end</w:t>
-                  </w:r>
-                  <w:r>
-                    <w:t xml:space="preserve"> or </w:t>
-                  </w:r>
-                  <w:r>
-                    <w:t xml:space="preserve">mobile development </w:t>
-                  </w:r>
-                  <w:r>
-                    <w:t>using tools/tec. in order to create an immersive experience.</w:t>
-                  </w:r>
-                </w:p>
-                <w:p>
-                  <w:pPr>
-                    <w:framePr w:hSpace="180" w:wrap="around" w:hAnchor="margin" w:y="-356"/>
-                    <w:rPr>
-                      <w:i/>
-                      <w:iCs/>
-                    </w:rPr>
-                  </w:pPr>
-                  <w:r>
-                    <w:rPr>
-                      <w:i/>
-                      <w:iCs/>
-                    </w:rPr>
-                    <w:t>Available</w:t>
-                  </w:r>
-                  <w:r>
-                    <w:rPr>
-                      <w:i/>
-                      <w:iCs/>
-                    </w:rPr>
-                    <w:t>:</w:t>
-                  </w:r>
-                  <w:r>
-                    <w:rPr>
-                      <w:i/>
-                      <w:iCs/>
-                    </w:rPr>
-                    <w:t xml:space="preserve"> January – December 2020</w:t>
-                  </w:r>
-                </w:p>
-              </w:tc>
-            </w:tr>
-            <w:tr>
-              <w:trPr>
-                <w:trHeight w:val="27"/>
-              </w:trPr>
-              <w:tc>
-                <w:tcPr>
-                  <w:tcW w:w="2929" w:type="dxa"/>
-                  <w:tcMar>
-                    <w:top w:w="288" w:type="dxa"/>
-                    <w:bottom w:w="288" w:type="dxa"/>
-                  </w:tcMar>
-                </w:tcPr>
-                <w:p>
-                  <w:pPr>
-                    <w:framePr w:hSpace="180" w:wrap="around" w:hAnchor="margin" w:y="-356"/>
-                    <w:rPr>
-                      <w:b/>
-                      <w:bCs/>
-                    </w:rPr>
-                  </w:pPr>
-                  <w:r>
-                    <w:rPr>
-                      <w:b/>
-                      <w:bCs/>
+                      <w:sz w:val="32"/>
+                      <w:szCs w:val="32"/>
                     </w:rPr>
                     <w:t>EDUCATION</w:t>
                   </w:r>
@@ -269,7 +153,8 @@
                 <w:p>
                   <w:pPr>
                     <w:pStyle w:val="Heading5"/>
-                    <w:framePr w:hSpace="180" w:wrap="around" w:hAnchor="margin" w:y="-356"/>
+                    <w:spacing w:line="360" w:lineRule="auto"/>
+                    <w:jc w:val="left"/>
                     <w:rPr>
                       <w:sz w:val="20"/>
                       <w:szCs w:val="20"/>
@@ -285,7 +170,8 @@
                 </w:p>
                 <w:p>
                   <w:pPr>
-                    <w:framePr w:hSpace="180" w:wrap="around" w:hAnchor="margin" w:y="-356"/>
+                    <w:spacing w:line="360" w:lineRule="auto"/>
+                    <w:jc w:val="left"/>
                     <w:rPr>
                       <w:sz w:val="20"/>
                       <w:szCs w:val="20"/>
@@ -296,12 +182,55 @@
                       <w:sz w:val="20"/>
                       <w:szCs w:val="20"/>
                     </w:rPr>
-                    <w:t>Bachelor of Science in New Media Interactive Development</w:t>
+                    <w:t>BS</w:t>
+                  </w:r>
+                  <w:r>
+                    <w:rPr>
+                      <w:sz w:val="20"/>
+                      <w:szCs w:val="20"/>
+                    </w:rPr>
+                    <w:t>,</w:t>
+                  </w:r>
+                  <w:r>
+                    <w:rPr>
+                      <w:sz w:val="20"/>
+                      <w:szCs w:val="20"/>
+                    </w:rPr>
+                    <w:t xml:space="preserve"> New Media Interactive Development</w:t>
+                  </w:r>
+                  <w:r>
+                    <w:rPr>
+                      <w:sz w:val="20"/>
+                      <w:szCs w:val="20"/>
+                    </w:rPr>
+                    <w:t xml:space="preserve"> </w:t>
+                  </w:r>
+                  <w:r>
+                    <w:rPr>
+                      <w:sz w:val="20"/>
+                      <w:szCs w:val="20"/>
+                    </w:rPr>
+                    <w:t>–</w:t>
+                  </w:r>
+                  <w:r>
+                    <w:rPr>
+                      <w:sz w:val="20"/>
+                      <w:szCs w:val="20"/>
+                    </w:rPr>
+                    <w:t xml:space="preserve"> 202</w:t>
+                  </w:r>
+                  <w:r>
+                    <w:rPr>
+                      <w:sz w:val="20"/>
+                      <w:szCs w:val="20"/>
+                    </w:rPr>
+                    <w:t>1</w:t>
                   </w:r>
                 </w:p>
                 <w:p>
                   <w:pPr>
-                    <w:framePr w:hSpace="180" w:wrap="around" w:hAnchor="margin" w:y="-356"/>
+                    <w:spacing w:line="360" w:lineRule="auto"/>
+                    <w:jc w:val="left"/>
                     <w:rPr>
                       <w:sz w:val="20"/>
                       <w:szCs w:val="20"/>
@@ -312,12 +241,13 @@
                       <w:sz w:val="20"/>
                       <w:szCs w:val="20"/>
                     </w:rPr>
-                    <w:t>Dean’s List Fall 2017</w:t>
+                    <w:t>Minor in Mathematics</w:t>
                   </w:r>
                 </w:p>
                 <w:p>
                   <w:pPr>
-                    <w:framePr w:hSpace="180" w:wrap="around" w:hAnchor="margin" w:y="-356"/>
+                    <w:spacing w:line="360" w:lineRule="auto"/>
+                    <w:jc w:val="left"/>
                     <w:rPr>
                       <w:b/>
                       <w:bCs/>
@@ -328,7 +258,7 @@
                       <w:sz w:val="20"/>
                       <w:szCs w:val="20"/>
                     </w:rPr>
-                    <w:t>GPA – 3.4/4.0</w:t>
+                    <w:t>GPA – 3.4</w:t>
                   </w:r>
                 </w:p>
               </w:tc>
@@ -336,14 +266,37 @@
           </w:tbl>
           <w:p>
             <w:pPr>
+              <w:jc w:val="both"/>
               <w:rPr>
                 <w:b/>
                 <w:bCs/>
+                <w:sz w:val="32"/>
+                <w:szCs w:val="32"/>
               </w:rPr>
             </w:pPr>
           </w:p>
           <w:p>
             <w:pPr>
+              <w:rPr>
+                <w:b/>
+                <w:bCs/>
+                <w:sz w:val="24"/>
+                <w:szCs w:val="24"/>
+              </w:rPr>
+            </w:pPr>
+            <w:r>
+              <w:rPr>
+                <w:b/>
+                <w:bCs/>
+                <w:sz w:val="32"/>
+                <w:szCs w:val="32"/>
+              </w:rPr>
+              <w:t>SKILLS</w:t>
+            </w:r>
+          </w:p>
+          <w:p>
+            <w:pPr>
+              <w:jc w:val="left"/>
               <w:rPr>
                 <w:b/>
                 <w:bCs/>
@@ -354,11 +307,94 @@
                 <w:b/>
                 <w:bCs/>
               </w:rPr>
-              <w:t>SKILLS</w:t>
+              <w:t xml:space="preserve">DEVELOPMENT: </w:t>
             </w:r>
           </w:p>
           <w:p>
             <w:pPr>
+              <w:pStyle w:val="ListParagraph"/>
+              <w:numPr>
+                <w:ilvl w:val="0"/>
+                <w:numId w:val="24"/>
+              </w:numPr>
+              <w:jc w:val="left"/>
+            </w:pPr>
+            <w:r>
+              <w:t>C#</w:t>
+            </w:r>
+          </w:p>
+          <w:p>
+            <w:pPr>
+              <w:pStyle w:val="ListParagraph"/>
+              <w:numPr>
+                <w:ilvl w:val="0"/>
+                <w:numId w:val="24"/>
+              </w:numPr>
+              <w:jc w:val="left"/>
+            </w:pPr>
+            <w:r>
+              <w:t>JavaScript</w:t>
+            </w:r>
+          </w:p>
+          <w:p>
+            <w:pPr>
+              <w:pStyle w:val="ListParagraph"/>
+              <w:numPr>
+                <w:ilvl w:val="0"/>
+                <w:numId w:val="24"/>
+              </w:numPr>
+              <w:jc w:val="left"/>
+            </w:pPr>
+            <w:r>
+              <w:t>HTML</w:t>
+            </w:r>
+          </w:p>
+          <w:p>
+            <w:pPr>
+              <w:pStyle w:val="ListParagraph"/>
+              <w:numPr>
+                <w:ilvl w:val="0"/>
+                <w:numId w:val="24"/>
+              </w:numPr>
+              <w:jc w:val="left"/>
+            </w:pPr>
+            <w:r>
+              <w:t>CSS</w:t>
+            </w:r>
+          </w:p>
+          <w:p>
+            <w:pPr>
+              <w:pStyle w:val="ListParagraph"/>
+              <w:numPr>
+                <w:ilvl w:val="0"/>
+                <w:numId w:val="24"/>
+              </w:numPr>
+              <w:jc w:val="left"/>
+            </w:pPr>
+            <w:r>
+              <w:t>Git</w:t>
+            </w:r>
+          </w:p>
+          <w:p>
+            <w:pPr>
+              <w:pStyle w:val="ListParagraph"/>
+              <w:numPr>
+                <w:ilvl w:val="0"/>
+                <w:numId w:val="24"/>
+              </w:numPr>
+              <w:jc w:val="left"/>
+            </w:pPr>
+            <w:r>
+              <w:t>Swift</w:t>
+            </w:r>
+          </w:p>
+          <w:p>
+            <w:pPr>
+              <w:pStyle w:val="ListParagraph"/>
+              <w:numPr>
+                <w:ilvl w:val="0"/>
+                <w:numId w:val="24"/>
+              </w:numPr>
               <w:jc w:val="left"/>
               <w:rPr>
                 <w:sz w:val="24"/>
@@ -366,79 +402,7 @@
               </w:rPr>
             </w:pPr>
             <w:r>
-              <w:rPr>
-                <w:b/>
-                <w:bCs/>
-              </w:rPr>
-              <w:t>TOOLS</w:t>
-            </w:r>
-            <w:r>
-              <w:rPr>
-                <w:b/>
-                <w:bCs/>
-              </w:rPr>
-              <w:t>:</w:t>
-            </w:r>
-            <w:r>
-              <w:t xml:space="preserve">  </w:t>
-            </w:r>
-            <w:r>
-              <w:rPr>
-                <w:sz w:val="24"/>
-                <w:szCs w:val="24"/>
-              </w:rPr>
-              <w:t xml:space="preserve">Photoshop, </w:t>
-            </w:r>
-            <w:r>
-              <w:rPr>
-                <w:sz w:val="24"/>
-                <w:szCs w:val="24"/>
-              </w:rPr>
-              <w:t>Unity</w:t>
-            </w:r>
-            <w:r>
-              <w:rPr>
-                <w:sz w:val="24"/>
-                <w:szCs w:val="24"/>
-              </w:rPr>
-              <w:t xml:space="preserve">, </w:t>
-            </w:r>
-            <w:r>
-              <w:rPr>
-                <w:sz w:val="24"/>
-                <w:szCs w:val="24"/>
-              </w:rPr>
-              <w:t>Illustrator,</w:t>
-            </w:r>
-            <w:r>
-              <w:rPr>
-                <w:sz w:val="24"/>
-                <w:szCs w:val="24"/>
-              </w:rPr>
-              <w:t xml:space="preserve"> Premiere, </w:t>
-            </w:r>
-            <w:r>
-              <w:rPr>
-                <w:sz w:val="24"/>
-                <w:szCs w:val="24"/>
-              </w:rPr>
-              <w:t xml:space="preserve">Git, </w:t>
-            </w:r>
-            <w:proofErr w:type="spellStart"/>
-            <w:r>
-              <w:rPr>
-                <w:sz w:val="24"/>
-                <w:szCs w:val="24"/>
-              </w:rPr>
-              <w:t>Xcode</w:t>
-            </w:r>
-            <w:proofErr w:type="spellEnd"/>
-            <w:r>
-              <w:rPr>
-                <w:sz w:val="24"/>
-                <w:szCs w:val="24"/>
-              </w:rPr>
-              <w:t>, Maya</w:t>
+              <w:t>Node.JS</w:t>
             </w:r>
           </w:p>
           <w:p>
@@ -449,63 +413,82 @@
           <w:p>
             <w:pPr>
               <w:jc w:val="left"/>
-              <w:rPr>
-                <w:sz w:val="24"/>
-                <w:szCs w:val="24"/>
-              </w:rPr>
             </w:pPr>
             <w:r>
               <w:rPr>
                 <w:b/>
                 <w:bCs/>
               </w:rPr>
-              <w:t>PROGRAMMING:</w:t>
+              <w:t>DESIGN:</w:t>
             </w:r>
             <w:r>
               <w:t xml:space="preserve"> </w:t>
             </w:r>
+          </w:p>
+          <w:p>
+            <w:pPr>
+              <w:pStyle w:val="ListParagraph"/>
+              <w:numPr>
+                <w:ilvl w:val="0"/>
+                <w:numId w:val="26"/>
+              </w:numPr>
+              <w:jc w:val="left"/>
+            </w:pPr>
             <w:r>
-              <w:rPr>
-                <w:sz w:val="24"/>
-                <w:szCs w:val="24"/>
-              </w:rPr>
-              <w:t>Java</w:t>
-            </w:r>
-            <w:r>
-              <w:rPr>
-                <w:sz w:val="24"/>
-                <w:szCs w:val="24"/>
-              </w:rPr>
-              <w:t>S</w:t>
-            </w:r>
-            <w:r>
-              <w:rPr>
-                <w:sz w:val="24"/>
-                <w:szCs w:val="24"/>
-              </w:rPr>
-              <w:t>cript, C#, HTML, CSS</w:t>
-            </w:r>
-            <w:r>
-              <w:rPr>
-                <w:sz w:val="24"/>
-                <w:szCs w:val="24"/>
-              </w:rPr>
-              <w:t>, Swift</w:t>
+              <w:t>Unity</w:t>
             </w:r>
           </w:p>
           <w:p>
             <w:pPr>
+              <w:pStyle w:val="ListParagraph"/>
+              <w:numPr>
+                <w:ilvl w:val="0"/>
+                <w:numId w:val="26"/>
+              </w:numPr>
               <w:jc w:val="left"/>
-              <w:rPr>
-                <w:sz w:val="24"/>
-                <w:szCs w:val="24"/>
-              </w:rPr>
+            </w:pPr>
+            <w:r>
+              <w:t>Illustrator</w:t>
+            </w:r>
+          </w:p>
+          <w:p>
+            <w:pPr>
+              <w:pStyle w:val="ListParagraph"/>
+              <w:numPr>
+                <w:ilvl w:val="0"/>
+                <w:numId w:val="26"/>
+              </w:numPr>
+              <w:jc w:val="left"/>
+            </w:pPr>
+            <w:r>
+              <w:t>Photoshop</w:t>
+            </w:r>
+          </w:p>
+          <w:p>
+            <w:pPr>
+              <w:pStyle w:val="ListParagraph"/>
+              <w:numPr>
+                <w:ilvl w:val="0"/>
+                <w:numId w:val="26"/>
+              </w:numPr>
+              <w:jc w:val="left"/>
+            </w:pPr>
+            <w:r>
+              <w:t>Maya</w:t>
+            </w:r>
+          </w:p>
+          <w:p>
+            <w:pPr>
+              <w:pStyle w:val="ListParagraph"/>
+              <w:jc w:val="left"/>
             </w:pPr>
           </w:p>
           <w:p>
             <w:pPr>
               <w:jc w:val="left"/>
               <w:rPr>
+                <w:b/>
+                <w:bCs/>
                 <w:sz w:val="24"/>
                 <w:szCs w:val="24"/>
               </w:rPr>
@@ -517,21 +500,74 @@
                 <w:sz w:val="24"/>
                 <w:szCs w:val="24"/>
               </w:rPr>
-              <w:t xml:space="preserve">OTHER: </w:t>
+              <w:t>FRAMEWORKS</w:t>
             </w:r>
             <w:r>
+              <w:rPr>
+                <w:b/>
+                <w:bCs/>
+                <w:sz w:val="24"/>
+                <w:szCs w:val="24"/>
+              </w:rPr>
+              <w:t xml:space="preserve">: </w:t>
+            </w:r>
+          </w:p>
+          <w:p>
+            <w:pPr>
+              <w:pStyle w:val="ListParagraph"/>
+              <w:numPr>
+                <w:ilvl w:val="0"/>
+                <w:numId w:val="25"/>
+              </w:numPr>
+              <w:jc w:val="left"/>
+            </w:pPr>
+            <w:r>
+              <w:t>Bootstrap</w:t>
+            </w:r>
+          </w:p>
+          <w:p>
+            <w:pPr>
+              <w:pStyle w:val="ListParagraph"/>
+              <w:numPr>
+                <w:ilvl w:val="0"/>
+                <w:numId w:val="25"/>
+              </w:numPr>
+              <w:jc w:val="left"/>
+            </w:pPr>
+            <w:proofErr w:type="spellStart"/>
+            <w:r>
+              <w:t>Xcode</w:t>
+            </w:r>
+            <w:proofErr w:type="spellEnd"/>
+          </w:p>
+          <w:p>
+            <w:pPr>
+              <w:pStyle w:val="ListParagraph"/>
+              <w:numPr>
+                <w:ilvl w:val="0"/>
+                <w:numId w:val="25"/>
+              </w:numPr>
+              <w:jc w:val="left"/>
+            </w:pPr>
+            <w:r>
+              <w:t>Vue.JS</w:t>
+            </w:r>
+          </w:p>
+          <w:p>
+            <w:pPr>
+              <w:pStyle w:val="ListParagraph"/>
+              <w:numPr>
+                <w:ilvl w:val="0"/>
+                <w:numId w:val="25"/>
+              </w:numPr>
+              <w:jc w:val="left"/>
               <w:rPr>
                 <w:sz w:val="24"/>
                 <w:szCs w:val="24"/>
               </w:rPr>
-              <w:t>Vue.js, Canvas, Bootstrap, Flexbox,</w:t>
-            </w:r>
+            </w:pPr>
             <w:r>
-              <w:rPr>
-                <w:sz w:val="24"/>
-                <w:szCs w:val="24"/>
-              </w:rPr>
-              <w:t xml:space="preserve"> p5.js</w:t>
+              <w:t>Flexbox</w:t>
             </w:r>
           </w:p>
         </w:tc>
@@ -539,6 +575,34 @@
           <w:tcPr>
             <w:tcW w:w="6913" w:type="dxa"/>
           </w:tcPr>
+          <w:p/>
+          <w:p/>
+          <w:p>
+            <w:pPr>
+              <w:ind w:left="733"/>
+              <w:jc w:val="left"/>
+            </w:pPr>
+            <w:r>
+              <w:t>Aspiring to</w:t>
+            </w:r>
+            <w:r>
+              <w:t xml:space="preserve"> develop and collaborate on ideas that communicate, inspire, assist,</w:t>
+            </w:r>
+            <w:r>
+              <w:t xml:space="preserve"> </w:t>
+            </w:r>
+            <w:r>
+              <w:t>and impact lives</w:t>
+            </w:r>
+            <w:r>
+              <w:t>.</w:t>
+            </w:r>
+          </w:p>
+          <w:p>
+            <w:pPr>
+              <w:jc w:val="right"/>
+            </w:pPr>
+          </w:p>
           <w:tbl>
             <w:tblPr>
               <w:tblW w:w="5000" w:type="pct"/>
@@ -547,7 +611,7 @@
               <w:tblDescription w:val="Right side layout table"/>
             </w:tblPr>
             <w:tblGrid>
-              <w:gridCol w:w="7514"/>
+              <w:gridCol w:w="8015"/>
             </w:tblGrid>
             <w:tr>
               <w:trPr>
@@ -555,7 +619,7 @@
               </w:trPr>
               <w:tc>
                 <w:tcPr>
-                  <w:tcW w:w="6913" w:type="dxa"/>
+                  <w:tcW w:w="8015" w:type="dxa"/>
                   <w:tcMar>
                     <w:left w:w="720" w:type="dxa"/>
                     <w:bottom w:w="288" w:type="dxa"/>
@@ -584,6 +648,7 @@
                     <w:pStyle w:val="Heading4"/>
                     <w:framePr w:hSpace="180" w:wrap="around" w:hAnchor="margin" w:y="-356"/>
                     <w:ind w:left="720" w:hanging="720"/>
+                    <w:jc w:val="left"/>
                     <w:rPr>
                       <w:b w:val="0"/>
                       <w:bCs/>
@@ -631,29 +696,6 @@
                     <w:jc w:val="left"/>
                   </w:pPr>
                   <w:r>
-                    <w:t>Constructed</w:t>
-                  </w:r>
-                  <w:r>
-                    <w:t xml:space="preserve"> </w:t>
-                  </w:r>
-                  <w:r>
-                    <w:t>a responsive design</w:t>
-                  </w:r>
-                  <w:r>
-                    <w:t>, graphics, and UI for the project website</w:t>
-                  </w:r>
-                </w:p>
-                <w:p>
-                  <w:pPr>
-                    <w:pStyle w:val="ListParagraph"/>
-                    <w:framePr w:hSpace="180" w:wrap="around" w:hAnchor="margin" w:y="-356"/>
-                    <w:numPr>
-                      <w:ilvl w:val="0"/>
-                      <w:numId w:val="22"/>
-                    </w:numPr>
-                    <w:jc w:val="left"/>
-                  </w:pPr>
-                  <w:r>
                     <w:t xml:space="preserve">Wrote the earthquake search functions in JavaScript to build a </w:t>
                   </w:r>
                   <w:r>
@@ -667,6 +709,7 @@
                   <w:pPr>
                     <w:pStyle w:val="Heading4"/>
                     <w:framePr w:hSpace="180" w:wrap="around" w:hAnchor="margin" w:y="-356"/>
+                    <w:jc w:val="left"/>
                   </w:pPr>
                   <w:r>
                     <w:t>Web audio visualizer</w:t>
@@ -751,6 +794,7 @@
                   <w:pPr>
                     <w:pStyle w:val="Heading4"/>
                     <w:framePr w:hSpace="180" w:wrap="around" w:hAnchor="margin" w:y="-356"/>
+                    <w:jc w:val="left"/>
                   </w:pPr>
                   <w:r>
                     <w:t>the heist</w:t>
@@ -801,12 +845,11 @@
                     <w:framePr w:hSpace="180" w:wrap="around" w:hAnchor="margin" w:y="-356"/>
                     <w:jc w:val="left"/>
                   </w:pPr>
-                  <w:bookmarkStart w:id="0" w:name="_GoBack"/>
-                  <w:bookmarkEnd w:id="0"/>
                 </w:p>
                 <w:p>
                   <w:pPr>
                     <w:framePr w:hSpace="180" w:wrap="around" w:hAnchor="margin" w:y="-356"/>
+                    <w:jc w:val="left"/>
                     <w:rPr>
                       <w:b/>
                       <w:bCs/>
@@ -844,7 +887,10 @@
                     <w:t xml:space="preserve">s </w:t>
                   </w:r>
                   <w:r>
-                    <w:t xml:space="preserve">using Swift and Swift’s </w:t>
+                    <w:t xml:space="preserve">using Swift and </w:t>
+                  </w:r>
+                  <w:r>
+                    <w:t xml:space="preserve">its </w:t>
                   </w:r>
                   <w:proofErr w:type="spellStart"/>
                   <w:r>
@@ -904,7 +950,7 @@
               </w:trPr>
               <w:tc>
                 <w:tcPr>
-                  <w:tcW w:w="6913" w:type="dxa"/>
+                  <w:tcW w:w="8015" w:type="dxa"/>
                   <w:tcMar>
                     <w:left w:w="720" w:type="dxa"/>
                     <w:right w:w="0" w:type="dxa"/>
@@ -936,22 +982,6 @@
                       <w:sz w:val="21"/>
                       <w:szCs w:val="21"/>
                     </w:rPr>
-                    <w:t>RITZ,</w:t>
-                  </w:r>
-                  <w:r>
-                    <w:rPr>
-                      <w:b/>
-                      <w:sz w:val="21"/>
-                      <w:szCs w:val="21"/>
-                    </w:rPr>
-                    <w:t xml:space="preserve"> </w:t>
-                  </w:r>
-                  <w:r>
-                    <w:rPr>
-                      <w:b/>
-                      <w:sz w:val="21"/>
-                      <w:szCs w:val="21"/>
-                    </w:rPr>
                     <w:t>DINING SERVICES ASSISTANT</w:t>
                   </w:r>
                   <w:r>
@@ -964,12 +994,24 @@
                   </w:r>
                   <w:r>
                     <w:rPr>
+                      <w:bCs/>
+                    </w:rPr>
+                    <w:t>|</w:t>
+                  </w:r>
+                  <w:r>
+                    <w:rPr>
                       <w:b/>
                     </w:rPr>
-                    <w:t xml:space="preserve">• </w:t>
+                    <w:t xml:space="preserve"> </w:t>
                   </w:r>
                   <w:r>
-                    <w:t>Rochester, NY (08/2017 – Present)</w:t>
+                    <w:t>Rochester</w:t>
+                  </w:r>
+                  <w:r>
+                    <w:t xml:space="preserve"> | </w:t>
+                  </w:r>
+                  <w:r>
+                    <w:t>NY (08/17 – Present)</w:t>
                   </w:r>
                 </w:p>
                 <w:p>
@@ -1080,15 +1122,7 @@
               <w:rPr>
                 <w:b/>
               </w:rPr>
-              <w:t>EXTRACURRICULAR ACTIVITIES</w:t>
-            </w:r>
-            <w:r>
-              <w:rPr>
-                <w:b/>
-                <w:i/>
-                <w:sz w:val="20"/>
-              </w:rPr>
-              <w:t xml:space="preserve"> </w:t>
+              <w:t>INVOLVEMENT</w:t>
             </w:r>
           </w:p>
           <w:p>
@@ -1113,6 +1147,14 @@
               <w:t xml:space="preserve">R MAHJONG CLUB AT RIT </w:t>
             </w:r>
             <w:r>
+              <w:rPr>
+                <w:b/>
+                <w:sz w:val="21"/>
+                <w:szCs w:val="21"/>
+              </w:rPr>
+              <w:t xml:space="preserve">| </w:t>
+            </w:r>
+            <w:r>
               <w:t>(08/17 – Present)</w:t>
             </w:r>
           </w:p>
@@ -1129,6 +1171,8 @@
                 <w:sz w:val="20"/>
               </w:rPr>
             </w:pPr>
+            <w:bookmarkStart w:id="0" w:name="_GoBack"/>
+            <w:bookmarkEnd w:id="0"/>
             <w:r>
               <w:rPr>
                 <w:sz w:val="21"/>
@@ -1168,10 +1212,10 @@
       </w:pPr>
     </w:p>
     <w:sectPr>
-      <w:headerReference w:type="default" r:id="rId8"/>
-      <w:footerReference w:type="default" r:id="rId9"/>
+      <w:headerReference w:type="default" r:id="rId7"/>
+      <w:footerReference w:type="default" r:id="rId8"/>
       <w:pgSz w:w="12240" w:h="15840"/>
-      <w:pgMar w:top="720" w:right="720" w:bottom="720" w:left="720" w:header="1397" w:footer="576" w:gutter="0"/>
+      <w:pgMar w:top="360" w:right="360" w:bottom="360" w:left="360" w:header="1397" w:footer="576" w:gutter="0"/>
       <w:cols w:space="720"/>
       <w:titlePg/>
       <w:docGrid w:linePitch="360"/>
@@ -6518,6 +6562,119 @@
     </w:lvl>
   </w:abstractNum>
   <w:abstractNum w:abstractNumId="13" w15:restartNumberingAfterBreak="0">
+    <w:nsid w:val="28F2758D"/>
+    <w:multiLevelType w:val="hybridMultilevel"/>
+    <w:tmpl w:val="C9AC7BAA"/>
+    <w:lvl w:ilvl="0" w:tplc="04090001">
+      <w:start w:val="1"/>
+      <w:numFmt w:val="bullet"/>
+      <w:lvlText w:val=""/>
+      <w:lvlJc w:val="left"/>
+      <w:pPr>
+        <w:ind w:left="720" w:hanging="360"/>
+      </w:pPr>
+      <w:rPr>
+        <w:rFonts w:ascii="Symbol" w:hAnsi="Symbol" w:hint="default"/>
+      </w:rPr>
+    </w:lvl>
+    <w:lvl w:ilvl="1" w:tplc="04090003" w:tentative="1">
+      <w:start w:val="1"/>
+      <w:numFmt w:val="bullet"/>
+      <w:lvlText w:val="o"/>
+      <w:lvlJc w:val="left"/>
+      <w:pPr>
+        <w:ind w:left="1440" w:hanging="360"/>
+      </w:pPr>
+      <w:rPr>
+        <w:rFonts w:ascii="Courier New" w:hAnsi="Courier New" w:cs="Courier New" w:hint="default"/>
+      </w:rPr>
+    </w:lvl>
+    <w:lvl w:ilvl="2" w:tplc="04090005" w:tentative="1">
+      <w:start w:val="1"/>
+      <w:numFmt w:val="bullet"/>
+      <w:lvlText w:val=""/>
+      <w:lvlJc w:val="left"/>
+      <w:pPr>
+        <w:ind w:left="2160" w:hanging="360"/>
+      </w:pPr>
+      <w:rPr>
+        <w:rFonts w:ascii="Wingdings" w:hAnsi="Wingdings" w:hint="default"/>
+      </w:rPr>
+    </w:lvl>
+    <w:lvl w:ilvl="3" w:tplc="04090001" w:tentative="1">
+      <w:start w:val="1"/>
+      <w:numFmt w:val="bullet"/>
+      <w:lvlText w:val=""/>
+      <w:lvlJc w:val="left"/>
+      <w:pPr>
+        <w:ind w:left="2880" w:hanging="360"/>
+      </w:pPr>
+      <w:rPr>
+        <w:rFonts w:ascii="Symbol" w:hAnsi="Symbol" w:hint="default"/>
+      </w:rPr>
+    </w:lvl>
+    <w:lvl w:ilvl="4" w:tplc="04090003" w:tentative="1">
+      <w:start w:val="1"/>
+      <w:numFmt w:val="bullet"/>
+      <w:lvlText w:val="o"/>
+      <w:lvlJc w:val="left"/>
+      <w:pPr>
+        <w:ind w:left="3600" w:hanging="360"/>
+      </w:pPr>
+      <w:rPr>
+        <w:rFonts w:ascii="Courier New" w:hAnsi="Courier New" w:cs="Courier New" w:hint="default"/>
+      </w:rPr>
+    </w:lvl>
+    <w:lvl w:ilvl="5" w:tplc="04090005" w:tentative="1">
+      <w:start w:val="1"/>
+      <w:numFmt w:val="bullet"/>
+      <w:lvlText w:val=""/>
+      <w:lvlJc w:val="left"/>
+      <w:pPr>
+        <w:ind w:left="4320" w:hanging="360"/>
+      </w:pPr>
+      <w:rPr>
+        <w:rFonts w:ascii="Wingdings" w:hAnsi="Wingdings" w:hint="default"/>
+      </w:rPr>
+    </w:lvl>
+    <w:lvl w:ilvl="6" w:tplc="04090001" w:tentative="1">
+      <w:start w:val="1"/>
+      <w:numFmt w:val="bullet"/>
+      <w:lvlText w:val=""/>
+      <w:lvlJc w:val="left"/>
+      <w:pPr>
+        <w:ind w:left="5040" w:hanging="360"/>
+      </w:pPr>
+      <w:rPr>
+        <w:rFonts w:ascii="Symbol" w:hAnsi="Symbol" w:hint="default"/>
+      </w:rPr>
+    </w:lvl>
+    <w:lvl w:ilvl="7" w:tplc="04090003" w:tentative="1">
+      <w:start w:val="1"/>
+      <w:numFmt w:val="bullet"/>
+      <w:lvlText w:val="o"/>
+      <w:lvlJc w:val="left"/>
+      <w:pPr>
+        <w:ind w:left="5760" w:hanging="360"/>
+      </w:pPr>
+      <w:rPr>
+        <w:rFonts w:ascii="Courier New" w:hAnsi="Courier New" w:cs="Courier New" w:hint="default"/>
+      </w:rPr>
+    </w:lvl>
+    <w:lvl w:ilvl="8" w:tplc="04090005" w:tentative="1">
+      <w:start w:val="1"/>
+      <w:numFmt w:val="bullet"/>
+      <w:lvlText w:val=""/>
+      <w:lvlJc w:val="left"/>
+      <w:pPr>
+        <w:ind w:left="6480" w:hanging="360"/>
+      </w:pPr>
+      <w:rPr>
+        <w:rFonts w:ascii="Wingdings" w:hAnsi="Wingdings" w:hint="default"/>
+      </w:rPr>
+    </w:lvl>
+  </w:abstractNum>
+  <w:abstractNum w:abstractNumId="14" w15:restartNumberingAfterBreak="0">
     <w:nsid w:val="29E3358D"/>
     <w:multiLevelType w:val="hybridMultilevel"/>
     <w:tmpl w:val="3558E9E0"/>
@@ -6630,7 +6787,7 @@
       </w:rPr>
     </w:lvl>
   </w:abstractNum>
-  <w:abstractNum w:abstractNumId="14" w15:restartNumberingAfterBreak="0">
+  <w:abstractNum w:abstractNumId="15" w15:restartNumberingAfterBreak="0">
     <w:nsid w:val="2DF66DA7"/>
     <w:multiLevelType w:val="hybridMultilevel"/>
     <w:tmpl w:val="C29421A2"/>
@@ -6743,7 +6900,7 @@
       </w:rPr>
     </w:lvl>
   </w:abstractNum>
-  <w:abstractNum w:abstractNumId="15" w15:restartNumberingAfterBreak="0">
+  <w:abstractNum w:abstractNumId="16" w15:restartNumberingAfterBreak="0">
     <w:nsid w:val="40430AAB"/>
     <w:multiLevelType w:val="hybridMultilevel"/>
     <w:tmpl w:val="F4F02752"/>
@@ -6856,7 +7013,120 @@
       </w:rPr>
     </w:lvl>
   </w:abstractNum>
-  <w:abstractNum w:abstractNumId="16" w15:restartNumberingAfterBreak="0">
+  <w:abstractNum w:abstractNumId="17" w15:restartNumberingAfterBreak="0">
+    <w:nsid w:val="4CD66EF8"/>
+    <w:multiLevelType w:val="hybridMultilevel"/>
+    <w:tmpl w:val="E7CAB5AE"/>
+    <w:lvl w:ilvl="0" w:tplc="04090001">
+      <w:start w:val="1"/>
+      <w:numFmt w:val="bullet"/>
+      <w:lvlText w:val=""/>
+      <w:lvlJc w:val="left"/>
+      <w:pPr>
+        <w:ind w:left="720" w:hanging="360"/>
+      </w:pPr>
+      <w:rPr>
+        <w:rFonts w:ascii="Symbol" w:hAnsi="Symbol" w:hint="default"/>
+      </w:rPr>
+    </w:lvl>
+    <w:lvl w:ilvl="1" w:tplc="04090003" w:tentative="1">
+      <w:start w:val="1"/>
+      <w:numFmt w:val="bullet"/>
+      <w:lvlText w:val="o"/>
+      <w:lvlJc w:val="left"/>
+      <w:pPr>
+        <w:ind w:left="1440" w:hanging="360"/>
+      </w:pPr>
+      <w:rPr>
+        <w:rFonts w:ascii="Courier New" w:hAnsi="Courier New" w:cs="Courier New" w:hint="default"/>
+      </w:rPr>
+    </w:lvl>
+    <w:lvl w:ilvl="2" w:tplc="04090005" w:tentative="1">
+      <w:start w:val="1"/>
+      <w:numFmt w:val="bullet"/>
+      <w:lvlText w:val=""/>
+      <w:lvlJc w:val="left"/>
+      <w:pPr>
+        <w:ind w:left="2160" w:hanging="360"/>
+      </w:pPr>
+      <w:rPr>
+        <w:rFonts w:ascii="Wingdings" w:hAnsi="Wingdings" w:hint="default"/>
+      </w:rPr>
+    </w:lvl>
+    <w:lvl w:ilvl="3" w:tplc="04090001" w:tentative="1">
+      <w:start w:val="1"/>
+      <w:numFmt w:val="bullet"/>
+      <w:lvlText w:val=""/>
+      <w:lvlJc w:val="left"/>
+      <w:pPr>
+        <w:ind w:left="2880" w:hanging="360"/>
+      </w:pPr>
+      <w:rPr>
+        <w:rFonts w:ascii="Symbol" w:hAnsi="Symbol" w:hint="default"/>
+      </w:rPr>
+    </w:lvl>
+    <w:lvl w:ilvl="4" w:tplc="04090003" w:tentative="1">
+      <w:start w:val="1"/>
+      <w:numFmt w:val="bullet"/>
+      <w:lvlText w:val="o"/>
+      <w:lvlJc w:val="left"/>
+      <w:pPr>
+        <w:ind w:left="3600" w:hanging="360"/>
+      </w:pPr>
+      <w:rPr>
+        <w:rFonts w:ascii="Courier New" w:hAnsi="Courier New" w:cs="Courier New" w:hint="default"/>
+      </w:rPr>
+    </w:lvl>
+    <w:lvl w:ilvl="5" w:tplc="04090005" w:tentative="1">
+      <w:start w:val="1"/>
+      <w:numFmt w:val="bullet"/>
+      <w:lvlText w:val=""/>
+      <w:lvlJc w:val="left"/>
+      <w:pPr>
+        <w:ind w:left="4320" w:hanging="360"/>
+      </w:pPr>
+      <w:rPr>
+        <w:rFonts w:ascii="Wingdings" w:hAnsi="Wingdings" w:hint="default"/>
+      </w:rPr>
+    </w:lvl>
+    <w:lvl w:ilvl="6" w:tplc="04090001" w:tentative="1">
+      <w:start w:val="1"/>
+      <w:numFmt w:val="bullet"/>
+      <w:lvlText w:val=""/>
+      <w:lvlJc w:val="left"/>
+      <w:pPr>
+        <w:ind w:left="5040" w:hanging="360"/>
+      </w:pPr>
+      <w:rPr>
+        <w:rFonts w:ascii="Symbol" w:hAnsi="Symbol" w:hint="default"/>
+      </w:rPr>
+    </w:lvl>
+    <w:lvl w:ilvl="7" w:tplc="04090003" w:tentative="1">
+      <w:start w:val="1"/>
+      <w:numFmt w:val="bullet"/>
+      <w:lvlText w:val="o"/>
+      <w:lvlJc w:val="left"/>
+      <w:pPr>
+        <w:ind w:left="5760" w:hanging="360"/>
+      </w:pPr>
+      <w:rPr>
+        <w:rFonts w:ascii="Courier New" w:hAnsi="Courier New" w:cs="Courier New" w:hint="default"/>
+      </w:rPr>
+    </w:lvl>
+    <w:lvl w:ilvl="8" w:tplc="04090005" w:tentative="1">
+      <w:start w:val="1"/>
+      <w:numFmt w:val="bullet"/>
+      <w:lvlText w:val=""/>
+      <w:lvlJc w:val="left"/>
+      <w:pPr>
+        <w:ind w:left="6480" w:hanging="360"/>
+      </w:pPr>
+      <w:rPr>
+        <w:rFonts w:ascii="Wingdings" w:hAnsi="Wingdings" w:hint="default"/>
+      </w:rPr>
+    </w:lvl>
+  </w:abstractNum>
+  <w:abstractNum w:abstractNumId="18" w15:restartNumberingAfterBreak="0">
     <w:nsid w:val="4FC62C40"/>
     <w:multiLevelType w:val="hybridMultilevel"/>
     <w:tmpl w:val="AE0A4792"/>
@@ -6969,7 +7239,7 @@
       </w:rPr>
     </w:lvl>
   </w:abstractNum>
-  <w:abstractNum w:abstractNumId="17" w15:restartNumberingAfterBreak="0">
+  <w:abstractNum w:abstractNumId="19" w15:restartNumberingAfterBreak="0">
     <w:nsid w:val="50BA309C"/>
     <w:multiLevelType w:val="hybridMultilevel"/>
     <w:tmpl w:val="321A9D4E"/>
@@ -7082,7 +7352,7 @@
       </w:rPr>
     </w:lvl>
   </w:abstractNum>
-  <w:abstractNum w:abstractNumId="18" w15:restartNumberingAfterBreak="0">
+  <w:abstractNum w:abstractNumId="20" w15:restartNumberingAfterBreak="0">
     <w:nsid w:val="56E54A7B"/>
     <w:multiLevelType w:val="hybridMultilevel"/>
     <w:tmpl w:val="3CE6CB7C"/>
@@ -7195,7 +7465,7 @@
       </w:rPr>
     </w:lvl>
   </w:abstractNum>
-  <w:abstractNum w:abstractNumId="19" w15:restartNumberingAfterBreak="0">
+  <w:abstractNum w:abstractNumId="21" w15:restartNumberingAfterBreak="0">
     <w:nsid w:val="59C409F1"/>
     <w:multiLevelType w:val="hybridMultilevel"/>
     <w:tmpl w:val="0400F1EC"/>
@@ -7308,7 +7578,120 @@
       </w:rPr>
     </w:lvl>
   </w:abstractNum>
-  <w:abstractNum w:abstractNumId="20" w15:restartNumberingAfterBreak="0">
+  <w:abstractNum w:abstractNumId="22" w15:restartNumberingAfterBreak="0">
+    <w:nsid w:val="5C8D5F1F"/>
+    <w:multiLevelType w:val="hybridMultilevel"/>
+    <w:tmpl w:val="07DCF336"/>
+    <w:lvl w:ilvl="0" w:tplc="04090001">
+      <w:start w:val="1"/>
+      <w:numFmt w:val="bullet"/>
+      <w:lvlText w:val=""/>
+      <w:lvlJc w:val="left"/>
+      <w:pPr>
+        <w:ind w:left="720" w:hanging="360"/>
+      </w:pPr>
+      <w:rPr>
+        <w:rFonts w:ascii="Symbol" w:hAnsi="Symbol" w:hint="default"/>
+      </w:rPr>
+    </w:lvl>
+    <w:lvl w:ilvl="1" w:tplc="04090003" w:tentative="1">
+      <w:start w:val="1"/>
+      <w:numFmt w:val="bullet"/>
+      <w:lvlText w:val="o"/>
+      <w:lvlJc w:val="left"/>
+      <w:pPr>
+        <w:ind w:left="1440" w:hanging="360"/>
+      </w:pPr>
+      <w:rPr>
+        <w:rFonts w:ascii="Courier New" w:hAnsi="Courier New" w:cs="Courier New" w:hint="default"/>
+      </w:rPr>
+    </w:lvl>
+    <w:lvl w:ilvl="2" w:tplc="04090005" w:tentative="1">
+      <w:start w:val="1"/>
+      <w:numFmt w:val="bullet"/>
+      <w:lvlText w:val=""/>
+      <w:lvlJc w:val="left"/>
+      <w:pPr>
+        <w:ind w:left="2160" w:hanging="360"/>
+      </w:pPr>
+      <w:rPr>
+        <w:rFonts w:ascii="Wingdings" w:hAnsi="Wingdings" w:hint="default"/>
+      </w:rPr>
+    </w:lvl>
+    <w:lvl w:ilvl="3" w:tplc="04090001" w:tentative="1">
+      <w:start w:val="1"/>
+      <w:numFmt w:val="bullet"/>
+      <w:lvlText w:val=""/>
+      <w:lvlJc w:val="left"/>
+      <w:pPr>
+        <w:ind w:left="2880" w:hanging="360"/>
+      </w:pPr>
+      <w:rPr>
+        <w:rFonts w:ascii="Symbol" w:hAnsi="Symbol" w:hint="default"/>
+      </w:rPr>
+    </w:lvl>
+    <w:lvl w:ilvl="4" w:tplc="04090003" w:tentative="1">
+      <w:start w:val="1"/>
+      <w:numFmt w:val="bullet"/>
+      <w:lvlText w:val="o"/>
+      <w:lvlJc w:val="left"/>
+      <w:pPr>
+        <w:ind w:left="3600" w:hanging="360"/>
+      </w:pPr>
+      <w:rPr>
+        <w:rFonts w:ascii="Courier New" w:hAnsi="Courier New" w:cs="Courier New" w:hint="default"/>
+      </w:rPr>
+    </w:lvl>
+    <w:lvl w:ilvl="5" w:tplc="04090005" w:tentative="1">
+      <w:start w:val="1"/>
+      <w:numFmt w:val="bullet"/>
+      <w:lvlText w:val=""/>
+      <w:lvlJc w:val="left"/>
+      <w:pPr>
+        <w:ind w:left="4320" w:hanging="360"/>
+      </w:pPr>
+      <w:rPr>
+        <w:rFonts w:ascii="Wingdings" w:hAnsi="Wingdings" w:hint="default"/>
+      </w:rPr>
+    </w:lvl>
+    <w:lvl w:ilvl="6" w:tplc="04090001" w:tentative="1">
+      <w:start w:val="1"/>
+      <w:numFmt w:val="bullet"/>
+      <w:lvlText w:val=""/>
+      <w:lvlJc w:val="left"/>
+      <w:pPr>
+        <w:ind w:left="5040" w:hanging="360"/>
+      </w:pPr>
+      <w:rPr>
+        <w:rFonts w:ascii="Symbol" w:hAnsi="Symbol" w:hint="default"/>
+      </w:rPr>
+    </w:lvl>
+    <w:lvl w:ilvl="7" w:tplc="04090003" w:tentative="1">
+      <w:start w:val="1"/>
+      <w:numFmt w:val="bullet"/>
+      <w:lvlText w:val="o"/>
+      <w:lvlJc w:val="left"/>
+      <w:pPr>
+        <w:ind w:left="5760" w:hanging="360"/>
+      </w:pPr>
+      <w:rPr>
+        <w:rFonts w:ascii="Courier New" w:hAnsi="Courier New" w:cs="Courier New" w:hint="default"/>
+      </w:rPr>
+    </w:lvl>
+    <w:lvl w:ilvl="8" w:tplc="04090005" w:tentative="1">
+      <w:start w:val="1"/>
+      <w:numFmt w:val="bullet"/>
+      <w:lvlText w:val=""/>
+      <w:lvlJc w:val="left"/>
+      <w:pPr>
+        <w:ind w:left="6480" w:hanging="360"/>
+      </w:pPr>
+      <w:rPr>
+        <w:rFonts w:ascii="Wingdings" w:hAnsi="Wingdings" w:hint="default"/>
+      </w:rPr>
+    </w:lvl>
+  </w:abstractNum>
+  <w:abstractNum w:abstractNumId="23" w15:restartNumberingAfterBreak="0">
     <w:nsid w:val="5F0C1E9C"/>
     <w:multiLevelType w:val="hybridMultilevel"/>
     <w:tmpl w:val="2D9AE0A8"/>
@@ -7421,7 +7804,7 @@
       </w:rPr>
     </w:lvl>
   </w:abstractNum>
-  <w:abstractNum w:abstractNumId="21" w15:restartNumberingAfterBreak="0">
+  <w:abstractNum w:abstractNumId="24" w15:restartNumberingAfterBreak="0">
     <w:nsid w:val="654308A4"/>
     <w:multiLevelType w:val="hybridMultilevel"/>
     <w:tmpl w:val="F2E4AD68"/>
@@ -7534,7 +7917,7 @@
       </w:rPr>
     </w:lvl>
   </w:abstractNum>
-  <w:abstractNum w:abstractNumId="22" w15:restartNumberingAfterBreak="0">
+  <w:abstractNum w:abstractNumId="25" w15:restartNumberingAfterBreak="0">
     <w:nsid w:val="730D7F0F"/>
     <w:multiLevelType w:val="hybridMultilevel"/>
     <w:tmpl w:val="414EE04C"/>
@@ -7681,40 +8064,49 @@
     <w:abstractNumId w:val="12"/>
   </w:num>
   <w:num w:numId="12">
-    <w:abstractNumId w:val="18"/>
+    <w:abstractNumId w:val="20"/>
   </w:num>
   <w:num w:numId="13">
-    <w:abstractNumId w:val="17"/>
+    <w:abstractNumId w:val="19"/>
   </w:num>
   <w:num w:numId="14">
-    <w:abstractNumId w:val="14"/>
+    <w:abstractNumId w:val="15"/>
   </w:num>
   <w:num w:numId="15">
     <w:abstractNumId w:val="11"/>
   </w:num>
   <w:num w:numId="16">
-    <w:abstractNumId w:val="13"/>
+    <w:abstractNumId w:val="14"/>
   </w:num>
   <w:num w:numId="17">
     <w:abstractNumId w:val="10"/>
   </w:num>
   <w:num w:numId="18">
+    <w:abstractNumId w:val="25"/>
+  </w:num>
+  <w:num w:numId="19">
+    <w:abstractNumId w:val="24"/>
+  </w:num>
+  <w:num w:numId="20">
+    <w:abstractNumId w:val="21"/>
+  </w:num>
+  <w:num w:numId="21">
+    <w:abstractNumId w:val="18"/>
+  </w:num>
+  <w:num w:numId="22">
+    <w:abstractNumId w:val="23"/>
+  </w:num>
+  <w:num w:numId="23">
+    <w:abstractNumId w:val="16"/>
+  </w:num>
+  <w:num w:numId="24">
+    <w:abstractNumId w:val="13"/>
+  </w:num>
+  <w:num w:numId="25">
     <w:abstractNumId w:val="22"/>
   </w:num>
-  <w:num w:numId="19">
-    <w:abstractNumId w:val="21"/>
-  </w:num>
-  <w:num w:numId="20">
-    <w:abstractNumId w:val="19"/>
-  </w:num>
-  <w:num w:numId="21">
-    <w:abstractNumId w:val="16"/>
-  </w:num>
-  <w:num w:numId="22">
-    <w:abstractNumId w:val="20"/>
-  </w:num>
-  <w:num w:numId="23">
-    <w:abstractNumId w:val="15"/>
+  <w:num w:numId="26">
+    <w:abstractNumId w:val="17"/>
   </w:num>
 </w:numbering>
 </file>
@@ -8327,7 +8719,6 @@
   <w:style w:type="character" w:default="1" w:styleId="DefaultParagraphFont">
     <w:name w:val="Default Paragraph Font"/>
     <w:uiPriority w:val="1"/>
-    <w:semiHidden/>
     <w:unhideWhenUsed/>
   </w:style>
   <w:style w:type="table" w:default="1" w:styleId="TableNormal">
@@ -33052,706 +33443,6 @@
     </w:rPr>
   </w:style>
 </w:styles>
-</file>
-
-<file path=word/glossary/document.xml><?xml version="1.0" encoding="utf-8"?>
-<w:glossaryDocument xmlns:wpc="http://schemas.microsoft.com/office/word/2010/wordprocessingCanvas" xmlns:cx="http://schemas.microsoft.com/office/drawing/2014/chartex" xmlns:cx1="http://schemas.microsoft.com/office/drawing/2015/9/8/chartex" xmlns:cx2="http://schemas.microsoft.com/office/drawing/2015/10/21/chartex" xmlns:cx3="http://schemas.microsoft.com/office/drawing/2016/5/9/chartex" xmlns:cx4="http://schemas.microsoft.com/office/drawing/2016/5/10/chartex" xmlns:cx5="http://schemas.microsoft.com/office/drawing/2016/5/11/chartex" xmlns:cx6="http://schemas.microsoft.com/office/drawing/2016/5/12/chartex" xmlns:cx7="http://schemas.microsoft.com/office/drawing/2016/5/13/chartex" xmlns:cx8="http://schemas.microsoft.com/office/drawing/2016/5/14/chartex" xmlns:mc="http://schemas.openxmlformats.org/markup-compatibility/2006" xmlns:aink="http://schemas.microsoft.com/office/drawing/2016/ink" xmlns:am3d="http://schemas.microsoft.com/office/drawing/2017/model3d" xmlns:o="urn:schemas-microsoft-com:office:office" xmlns:r="http://schemas.openxmlformats.org/officeDocument/2006/relationships" xmlns:m="http://schemas.openxmlformats.org/officeDocument/2006/math" xmlns:v="urn:schemas-microsoft-com:vml" xmlns:wp14="http://schemas.microsoft.com/office/word/2010/wordprocessingDrawing" xmlns:wp="http://schemas.openxmlformats.org/drawingml/2006/wordprocessingDrawing" xmlns:w10="urn:schemas-microsoft-com:office:word" xmlns:w="http://schemas.openxmlformats.org/wordprocessingml/2006/main" xmlns:w14="http://schemas.microsoft.com/office/word/2010/wordml" xmlns:w15="http://schemas.microsoft.com/office/word/2012/wordml" xmlns:w16cid="http://schemas.microsoft.com/office/word/2016/wordml/cid" xmlns:w16se="http://schemas.microsoft.com/office/word/2015/wordml/symex" xmlns:wpg="http://schemas.microsoft.com/office/word/2010/wordprocessingGroup" xmlns:wpi="http://schemas.microsoft.com/office/word/2010/wordprocessingInk" xmlns:wne="http://schemas.microsoft.com/office/word/2006/wordml" xmlns:wps="http://schemas.microsoft.com/office/word/2010/wordprocessingShape" mc:Ignorable="w14 w15 w16se w16cid wp14">
-  <w:docParts>
-    <w:docPart>
-      <w:docPartPr>
-        <w:name w:val="10FFACAB29F246F1B75261705458F9D3"/>
-        <w:category>
-          <w:name w:val="General"/>
-          <w:gallery w:val="placeholder"/>
-        </w:category>
-        <w:types>
-          <w:type w:val="bbPlcHdr"/>
-        </w:types>
-        <w:behaviors>
-          <w:behavior w:val="content"/>
-        </w:behaviors>
-        <w:guid w:val="{55C7E8E3-2C49-44E2-BD26-EDC1E03BB053}"/>
-      </w:docPartPr>
-      <w:docPartBody>
-        <w:p>
-          <w:pPr>
-            <w:pStyle w:val="10FFACAB29F246F1B75261705458F9D3"/>
-          </w:pPr>
-          <w:r>
-            <w:t>Objective</w:t>
-          </w:r>
-        </w:p>
-      </w:docPartBody>
-    </w:docPart>
-  </w:docParts>
-</w:glossaryDocument>
-</file>
-
-<file path=word/glossary/fontTable.xml><?xml version="1.0" encoding="utf-8"?>
-<w:fonts xmlns:mc="http://schemas.openxmlformats.org/markup-compatibility/2006" xmlns:r="http://schemas.openxmlformats.org/officeDocument/2006/relationships" xmlns:w="http://schemas.openxmlformats.org/wordprocessingml/2006/main" xmlns:w14="http://schemas.microsoft.com/office/word/2010/wordml" xmlns:w15="http://schemas.microsoft.com/office/word/2012/wordml" xmlns:w16cid="http://schemas.microsoft.com/office/word/2016/wordml/cid" xmlns:w16se="http://schemas.microsoft.com/office/word/2015/wordml/symex" mc:Ignorable="w14 w15 w16se w16cid">
-  <w:font w:name="Symbol">
-    <w:panose1 w:val="05050102010706020507"/>
-    <w:charset w:val="02"/>
-    <w:family w:val="decorative"/>
-    <w:pitch w:val="variable"/>
-    <w:sig w:usb0="00000000" w:usb1="10000000" w:usb2="00000000" w:usb3="00000000" w:csb0="80000000" w:csb1="00000000"/>
-  </w:font>
-  <w:font w:name="Times New Roman">
-    <w:panose1 w:val="02020603050405020304"/>
-    <w:charset w:val="00"/>
-    <w:family w:val="roman"/>
-    <w:pitch w:val="variable"/>
-    <w:sig w:usb0="E0002EFF" w:usb1="C000785B" w:usb2="00000009" w:usb3="00000000" w:csb0="000001FF" w:csb1="00000000"/>
-  </w:font>
-  <w:font w:name="Courier New">
-    <w:panose1 w:val="02070309020205020404"/>
-    <w:charset w:val="00"/>
-    <w:family w:val="modern"/>
-    <w:pitch w:val="fixed"/>
-    <w:sig w:usb0="E0002EFF" w:usb1="C0007843" w:usb2="00000009" w:usb3="00000000" w:csb0="000001FF" w:csb1="00000000"/>
-  </w:font>
-  <w:font w:name="Wingdings">
-    <w:panose1 w:val="05000000000000000000"/>
-    <w:charset w:val="02"/>
-    <w:family w:val="auto"/>
-    <w:pitch w:val="variable"/>
-    <w:sig w:usb0="00000000" w:usb1="10000000" w:usb2="00000000" w:usb3="00000000" w:csb0="80000000" w:csb1="00000000"/>
-  </w:font>
-  <w:font w:name="Gill Sans MT">
-    <w:panose1 w:val="020B0502020104020203"/>
-    <w:charset w:val="00"/>
-    <w:family w:val="swiss"/>
-    <w:pitch w:val="variable"/>
-    <w:sig w:usb0="00000007" w:usb1="00000000" w:usb2="00000000" w:usb3="00000000" w:csb0="00000003" w:csb1="00000000"/>
-  </w:font>
-  <w:font w:name="HGGothicE">
-    <w:altName w:val="HGｺﾞｼｯｸE"/>
-    <w:panose1 w:val="020B0909000000000000"/>
-    <w:charset w:val="80"/>
-    <w:family w:val="modern"/>
-    <w:pitch w:val="fixed"/>
-    <w:sig w:usb0="E00002FF" w:usb1="6AC7FDFB" w:usb2="00000012" w:usb3="00000000" w:csb0="0002009F" w:csb1="00000000"/>
-  </w:font>
-  <w:font w:name="Segoe UI">
-    <w:panose1 w:val="020B0604020202020204"/>
-    <w:charset w:val="00"/>
-    <w:family w:val="swiss"/>
-    <w:pitch w:val="variable"/>
-    <w:sig w:usb0="E4002EFF" w:usb1="C000E47F" w:usb2="00000009" w:usb3="00000000" w:csb0="000001FF" w:csb1="00000000"/>
-  </w:font>
-  <w:font w:name="Consolas">
-    <w:panose1 w:val="020B0609020204030204"/>
-    <w:charset w:val="00"/>
-    <w:family w:val="modern"/>
-    <w:pitch w:val="fixed"/>
-    <w:sig w:usb0="E00006FF" w:usb1="0000FCFF" w:usb2="00000001" w:usb3="00000000" w:csb0="0000019F" w:csb1="00000000"/>
-  </w:font>
-  <w:font w:name="Calibri">
-    <w:panose1 w:val="020F0502020204030204"/>
-    <w:charset w:val="00"/>
-    <w:family w:val="swiss"/>
-    <w:pitch w:val="variable"/>
-    <w:sig w:usb0="E0002AFF" w:usb1="C000ACFF" w:usb2="00000009" w:usb3="00000000" w:csb0="000001FF" w:csb1="00000000"/>
-  </w:font>
-  <w:font w:name="Yu Mincho">
-    <w:altName w:val="游明朝"/>
-    <w:panose1 w:val="02020400000000000000"/>
-    <w:charset w:val="80"/>
-    <w:family w:val="roman"/>
-    <w:pitch w:val="variable"/>
-    <w:sig w:usb0="800002E7" w:usb1="2AC7FCFF" w:usb2="00000012" w:usb3="00000000" w:csb0="0002009F" w:csb1="00000000"/>
-  </w:font>
-  <w:font w:name="Yu Gothic Light">
-    <w:altName w:val="游ゴシック Light"/>
-    <w:panose1 w:val="020B0300000000000000"/>
-    <w:charset w:val="80"/>
-    <w:family w:val="modern"/>
-    <w:pitch w:val="variable"/>
-    <w:sig w:usb0="E00002FF" w:usb1="2AC7FDFF" w:usb2="00000016" w:usb3="00000000" w:csb0="0002009F" w:csb1="00000000"/>
-  </w:font>
-  <w:font w:name="Calibri Light">
-    <w:panose1 w:val="020F0302020204030204"/>
-    <w:charset w:val="00"/>
-    <w:family w:val="swiss"/>
-    <w:pitch w:val="variable"/>
-    <w:sig w:usb0="A0002AEF" w:usb1="4000207B" w:usb2="00000000" w:usb3="00000000" w:csb0="000001FF" w:csb1="00000000"/>
-  </w:font>
-</w:fonts>
-</file>
-
-<file path=word/glossary/settings.xml><?xml version="1.0" encoding="utf-8"?>
-<w:settings xmlns:mc="http://schemas.openxmlformats.org/markup-compatibility/2006" xmlns:o="urn:schemas-microsoft-com:office:office" xmlns:r="http://schemas.openxmlformats.org/officeDocument/2006/relationships" xmlns:m="http://schemas.openxmlformats.org/officeDocument/2006/math" xmlns:v="urn:schemas-microsoft-com:vml" xmlns:w10="urn:schemas-microsoft-com:office:word" xmlns:w="http://schemas.openxmlformats.org/wordprocessingml/2006/main" xmlns:w14="http://schemas.microsoft.com/office/word/2010/wordml" xmlns:w15="http://schemas.microsoft.com/office/word/2012/wordml" xmlns:w16cid="http://schemas.microsoft.com/office/word/2016/wordml/cid" xmlns:w16se="http://schemas.microsoft.com/office/word/2015/wordml/symex" xmlns:sl="http://schemas.openxmlformats.org/schemaLibrary/2006/main" mc:Ignorable="w14 w15 w16se w16cid">
-  <w:view w:val="normal"/>
-  <w:defaultTabStop w:val="720"/>
-  <w:characterSpacingControl w:val="doNotCompress"/>
-  <w:compat>
-    <w:useFELayout/>
-    <w:compatSetting w:name="compatibilityMode" w:uri="http://schemas.microsoft.com/office/word" w:val="15"/>
-    <w:compatSetting w:name="overrideTableStyleFontSizeAndJustification" w:uri="http://schemas.microsoft.com/office/word" w:val="1"/>
-    <w:compatSetting w:name="enableOpenTypeFeatures" w:uri="http://schemas.microsoft.com/office/word" w:val="1"/>
-    <w:compatSetting w:name="doNotFlipMirrorIndents" w:uri="http://schemas.microsoft.com/office/word" w:val="1"/>
-    <w:compatSetting w:name="differentiateMultirowTableHeaders" w:uri="http://schemas.microsoft.com/office/word" w:val="1"/>
-    <w:compatSetting w:name="useWord2013TrackBottomHyphenation" w:uri="http://schemas.microsoft.com/office/word" w:val="0"/>
-  </w:compat>
-  <w:rsids>
-    <w:rsidRoot w:val="002A119A"/>
-    <w:rsid w:val="002A119A"/>
-    <w:rsid w:val="008B01D7"/>
-    <w:rsid w:val="00982A3F"/>
-    <w:rsid w:val="00F42E7A"/>
-  </w:rsids>
-  <m:mathPr>
-    <m:mathFont m:val="Cambria Math"/>
-    <m:brkBin m:val="before"/>
-    <m:brkBinSub m:val="--"/>
-    <m:smallFrac m:val="0"/>
-    <m:dispDef/>
-    <m:lMargin m:val="0"/>
-    <m:rMargin m:val="0"/>
-    <m:defJc m:val="centerGroup"/>
-    <m:wrapIndent m:val="1440"/>
-    <m:intLim m:val="subSup"/>
-    <m:naryLim m:val="undOvr"/>
-  </m:mathPr>
-  <w:themeFontLang w:val="en-US" w:eastAsia="ja-JP"/>
-  <w:clrSchemeMapping w:bg1="light1" w:t1="dark1" w:bg2="light2" w:t2="dark2" w:accent1="accent1" w:accent2="accent2" w:accent3="accent3" w:accent4="accent4" w:accent5="accent5" w:accent6="accent6" w:hyperlink="hyperlink" w:followedHyperlink="followedHyperlink"/>
-  <w:decimalSymbol w:val="."/>
-  <w:listSeparator w:val=","/>
-  <w15:chartTrackingRefBased/>
-</w:settings>
-</file>
-
-<file path=word/glossary/styles.xml><?xml version="1.0" encoding="utf-8"?>
-<w:styles xmlns:mc="http://schemas.openxmlformats.org/markup-compatibility/2006" xmlns:r="http://schemas.openxmlformats.org/officeDocument/2006/relationships" xmlns:w="http://schemas.openxmlformats.org/wordprocessingml/2006/main" xmlns:w14="http://schemas.microsoft.com/office/word/2010/wordml" xmlns:w15="http://schemas.microsoft.com/office/word/2012/wordml" xmlns:w16cid="http://schemas.microsoft.com/office/word/2016/wordml/cid" xmlns:w16se="http://schemas.microsoft.com/office/word/2015/wordml/symex" mc:Ignorable="w14 w15 w16se w16cid">
-  <w:docDefaults>
-    <w:rPrDefault>
-      <w:rPr>
-        <w:rFonts w:asciiTheme="minorHAnsi" w:eastAsiaTheme="minorEastAsia" w:hAnsiTheme="minorHAnsi" w:cstheme="minorBidi"/>
-        <w:sz w:val="22"/>
-        <w:szCs w:val="22"/>
-        <w:lang w:val="en-US" w:eastAsia="ja-JP" w:bidi="ar-SA"/>
-      </w:rPr>
-    </w:rPrDefault>
-    <w:pPrDefault>
-      <w:pPr>
-        <w:spacing w:after="160" w:line="259" w:lineRule="auto"/>
-      </w:pPr>
-    </w:pPrDefault>
-  </w:docDefaults>
-  <w:latentStyles w:defLockedState="0" w:defUIPriority="99" w:defSemiHidden="0" w:defUnhideWhenUsed="0" w:defQFormat="0" w:count="377">
-    <w:lsdException w:name="Normal" w:uiPriority="0" w:qFormat="1"/>
-    <w:lsdException w:name="heading 1" w:uiPriority="9" w:qFormat="1"/>
-    <w:lsdException w:name="heading 2" w:semiHidden="1" w:uiPriority="9" w:unhideWhenUsed="1" w:qFormat="1"/>
-    <w:lsdException w:name="heading 3" w:semiHidden="1" w:uiPriority="9" w:unhideWhenUsed="1" w:qFormat="1"/>
-    <w:lsdException w:name="heading 4" w:semiHidden="1" w:uiPriority="9" w:unhideWhenUsed="1" w:qFormat="1"/>
-    <w:lsdException w:name="heading 5" w:semiHidden="1" w:uiPriority="9" w:unhideWhenUsed="1" w:qFormat="1"/>
-    <w:lsdException w:name="heading 6" w:semiHidden="1" w:uiPriority="9" w:unhideWhenUsed="1" w:qFormat="1"/>
-    <w:lsdException w:name="heading 7" w:semiHidden="1" w:uiPriority="9" w:unhideWhenUsed="1" w:qFormat="1"/>
-    <w:lsdException w:name="heading 8" w:semiHidden="1" w:uiPriority="9" w:unhideWhenUsed="1" w:qFormat="1"/>
-    <w:lsdException w:name="heading 9" w:semiHidden="1" w:uiPriority="9" w:unhideWhenUsed="1" w:qFormat="1"/>
-    <w:lsdException w:name="index 1" w:semiHidden="1" w:unhideWhenUsed="1"/>
-    <w:lsdException w:name="index 2" w:semiHidden="1" w:unhideWhenUsed="1"/>
-    <w:lsdException w:name="index 3" w:semiHidden="1" w:unhideWhenUsed="1"/>
-    <w:lsdException w:name="index 4" w:semiHidden="1" w:unhideWhenUsed="1"/>
-    <w:lsdException w:name="index 5" w:semiHidden="1" w:unhideWhenUsed="1"/>
-    <w:lsdException w:name="index 6" w:semiHidden="1" w:unhideWhenUsed="1"/>
-    <w:lsdException w:name="index 7" w:semiHidden="1" w:unhideWhenUsed="1"/>
-    <w:lsdException w:name="index 8" w:semiHidden="1" w:unhideWhenUsed="1"/>
-    <w:lsdException w:name="index 9" w:semiHidden="1" w:unhideWhenUsed="1"/>
-    <w:lsdException w:name="toc 1" w:semiHidden="1" w:uiPriority="39" w:unhideWhenUsed="1"/>
-    <w:lsdException w:name="toc 2" w:semiHidden="1" w:uiPriority="39" w:unhideWhenUsed="1"/>
-    <w:lsdException w:name="toc 3" w:semiHidden="1" w:uiPriority="39" w:unhideWhenUsed="1"/>
-    <w:lsdException w:name="toc 4" w:semiHidden="1" w:uiPriority="39" w:unhideWhenUsed="1"/>
-    <w:lsdException w:name="toc 5" w:semiHidden="1" w:uiPriority="39" w:unhideWhenUsed="1"/>
-    <w:lsdException w:name="toc 6" w:semiHidden="1" w:uiPriority="39" w:unhideWhenUsed="1"/>
-    <w:lsdException w:name="toc 7" w:semiHidden="1" w:uiPriority="39" w:unhideWhenUsed="1"/>
-    <w:lsdException w:name="toc 8" w:semiHidden="1" w:uiPriority="39" w:unhideWhenUsed="1"/>
-    <w:lsdException w:name="toc 9" w:semiHidden="1" w:uiPriority="39" w:unhideWhenUsed="1"/>
-    <w:lsdException w:name="Normal Indent" w:semiHidden="1" w:unhideWhenUsed="1"/>
-    <w:lsdException w:name="footnote text" w:semiHidden="1" w:unhideWhenUsed="1"/>
-    <w:lsdException w:name="annotation text" w:semiHidden="1" w:unhideWhenUsed="1"/>
-    <w:lsdException w:name="header" w:semiHidden="1" w:unhideWhenUsed="1"/>
-    <w:lsdException w:name="footer" w:semiHidden="1" w:unhideWhenUsed="1"/>
-    <w:lsdException w:name="index heading" w:semiHidden="1" w:unhideWhenUsed="1"/>
-    <w:lsdException w:name="caption" w:semiHidden="1" w:uiPriority="35" w:unhideWhenUsed="1" w:qFormat="1"/>
-    <w:lsdException w:name="table of figures" w:semiHidden="1" w:unhideWhenUsed="1"/>
-    <w:lsdException w:name="envelope address" w:semiHidden="1" w:unhideWhenUsed="1"/>
-    <w:lsdException w:name="envelope return" w:semiHidden="1" w:unhideWhenUsed="1"/>
-    <w:lsdException w:name="footnote reference" w:semiHidden="1" w:unhideWhenUsed="1"/>
-    <w:lsdException w:name="annotation reference" w:semiHidden="1" w:unhideWhenUsed="1"/>
-    <w:lsdException w:name="line number" w:semiHidden="1" w:unhideWhenUsed="1"/>
-    <w:lsdException w:name="page number" w:semiHidden="1" w:unhideWhenUsed="1"/>
-    <w:lsdException w:name="endnote reference" w:semiHidden="1" w:unhideWhenUsed="1"/>
-    <w:lsdException w:name="endnote text" w:semiHidden="1" w:unhideWhenUsed="1"/>
-    <w:lsdException w:name="table of authorities" w:semiHidden="1" w:unhideWhenUsed="1"/>
-    <w:lsdException w:name="macro" w:semiHidden="1" w:unhideWhenUsed="1"/>
-    <w:lsdException w:name="toa heading" w:semiHidden="1" w:unhideWhenUsed="1"/>
-    <w:lsdException w:name="List" w:semiHidden="1" w:unhideWhenUsed="1"/>
-    <w:lsdException w:name="List Bullet" w:semiHidden="1" w:unhideWhenUsed="1"/>
-    <w:lsdException w:name="List Number" w:semiHidden="1" w:unhideWhenUsed="1"/>
-    <w:lsdException w:name="List 2" w:semiHidden="1" w:unhideWhenUsed="1"/>
-    <w:lsdException w:name="List 3" w:semiHidden="1" w:unhideWhenUsed="1"/>
-    <w:lsdException w:name="List 4" w:semiHidden="1" w:unhideWhenUsed="1"/>
-    <w:lsdException w:name="List 5" w:semiHidden="1" w:unhideWhenUsed="1"/>
-    <w:lsdException w:name="List Bullet 2" w:semiHidden="1" w:unhideWhenUsed="1"/>
-    <w:lsdException w:name="List Bullet 3" w:semiHidden="1" w:unhideWhenUsed="1"/>
-    <w:lsdException w:name="List Bullet 4" w:semiHidden="1" w:unhideWhenUsed="1"/>
-    <w:lsdException w:name="List Bullet 5" w:semiHidden="1" w:unhideWhenUsed="1"/>
-    <w:lsdException w:name="List Number 2" w:semiHidden="1" w:unhideWhenUsed="1"/>
-    <w:lsdException w:name="List Number 3" w:semiHidden="1" w:unhideWhenUsed="1"/>
-    <w:lsdException w:name="List Number 4" w:semiHidden="1" w:unhideWhenUsed="1"/>
-    <w:lsdException w:name="List Number 5" w:semiHidden="1" w:unhideWhenUsed="1"/>
-    <w:lsdException w:name="Title" w:uiPriority="10" w:qFormat="1"/>
-    <w:lsdException w:name="Closing" w:semiHidden="1" w:unhideWhenUsed="1"/>
-    <w:lsdException w:name="Signature" w:semiHidden="1" w:unhideWhenUsed="1"/>
-    <w:lsdException w:name="Default Paragraph Font" w:semiHidden="1" w:uiPriority="1" w:unhideWhenUsed="1"/>
-    <w:lsdException w:name="Body Text" w:semiHidden="1" w:unhideWhenUsed="1"/>
-    <w:lsdException w:name="Body Text Indent" w:semiHidden="1" w:unhideWhenUsed="1"/>
-    <w:lsdException w:name="List Continue" w:semiHidden="1" w:unhideWhenUsed="1"/>
-    <w:lsdException w:name="List Continue 2" w:semiHidden="1" w:unhideWhenUsed="1"/>
-    <w:lsdException w:name="List Continue 3" w:semiHidden="1" w:unhideWhenUsed="1"/>
-    <w:lsdException w:name="List Continue 4" w:semiHidden="1" w:unhideWhenUsed="1"/>
-    <w:lsdException w:name="List Continue 5" w:semiHidden="1" w:unhideWhenUsed="1"/>
-    <w:lsdException w:name="Message Header" w:semiHidden="1" w:unhideWhenUsed="1"/>
-    <w:lsdException w:name="Subtitle" w:uiPriority="11" w:qFormat="1"/>
-    <w:lsdException w:name="Salutation" w:semiHidden="1" w:unhideWhenUsed="1"/>
-    <w:lsdException w:name="Date" w:semiHidden="1" w:unhideWhenUsed="1"/>
-    <w:lsdException w:name="Body Text First Indent" w:semiHidden="1" w:unhideWhenUsed="1"/>
-    <w:lsdException w:name="Body Text First Indent 2" w:semiHidden="1" w:unhideWhenUsed="1"/>
-    <w:lsdException w:name="Note Heading" w:semiHidden="1" w:unhideWhenUsed="1"/>
-    <w:lsdException w:name="Body Text 2" w:semiHidden="1" w:unhideWhenUsed="1"/>
-    <w:lsdException w:name="Body Text 3" w:semiHidden="1" w:unhideWhenUsed="1"/>
-    <w:lsdException w:name="Body Text Indent 2" w:semiHidden="1" w:unhideWhenUsed="1"/>
-    <w:lsdException w:name="Body Text Indent 3" w:semiHidden="1" w:unhideWhenUsed="1"/>
-    <w:lsdException w:name="Block Text" w:semiHidden="1" w:unhideWhenUsed="1"/>
-    <w:lsdException w:name="Hyperlink" w:semiHidden="1" w:unhideWhenUsed="1"/>
-    <w:lsdException w:name="FollowedHyperlink" w:semiHidden="1" w:unhideWhenUsed="1"/>
-    <w:lsdException w:name="Strong" w:uiPriority="22" w:qFormat="1"/>
-    <w:lsdException w:name="Emphasis" w:uiPriority="20" w:qFormat="1"/>
-    <w:lsdException w:name="Document Map" w:semiHidden="1" w:unhideWhenUsed="1"/>
-    <w:lsdException w:name="Plain Text" w:semiHidden="1" w:unhideWhenUsed="1"/>
-    <w:lsdException w:name="E-mail Signature" w:semiHidden="1" w:unhideWhenUsed="1"/>
-    <w:lsdException w:name="HTML Top of Form" w:semiHidden="1" w:unhideWhenUsed="1"/>
-    <w:lsdException w:name="HTML Bottom of Form" w:semiHidden="1" w:unhideWhenUsed="1"/>
-    <w:lsdException w:name="Normal (Web)" w:semiHidden="1" w:unhideWhenUsed="1"/>
-    <w:lsdException w:name="HTML Acronym" w:semiHidden="1" w:unhideWhenUsed="1"/>
-    <w:lsdException w:name="HTML Address" w:semiHidden="1" w:unhideWhenUsed="1"/>
-    <w:lsdException w:name="HTML Cite" w:semiHidden="1" w:unhideWhenUsed="1"/>
-    <w:lsdException w:name="HTML Code" w:semiHidden="1" w:unhideWhenUsed="1"/>
-    <w:lsdException w:name="HTML Definition" w:semiHidden="1" w:unhideWhenUsed="1"/>
-    <w:lsdException w:name="HTML Keyboard" w:semiHidden="1" w:unhideWhenUsed="1"/>
-    <w:lsdException w:name="HTML Preformatted" w:semiHidden="1" w:unhideWhenUsed="1"/>
-    <w:lsdException w:name="HTML Sample" w:semiHidden="1" w:unhideWhenUsed="1"/>
-    <w:lsdException w:name="HTML Typewriter" w:semiHidden="1" w:unhideWhenUsed="1"/>
-    <w:lsdException w:name="HTML Variable" w:semiHidden="1" w:unhideWhenUsed="1"/>
-    <w:lsdException w:name="Normal Table" w:semiHidden="1" w:unhideWhenUsed="1"/>
-    <w:lsdException w:name="annotation subject" w:semiHidden="1" w:unhideWhenUsed="1"/>
-    <w:lsdException w:name="No List" w:semiHidden="1" w:unhideWhenUsed="1"/>
-    <w:lsdException w:name="Outline List 1" w:semiHidden="1" w:unhideWhenUsed="1"/>
-    <w:lsdException w:name="Outline List 2" w:semiHidden="1" w:unhideWhenUsed="1"/>
-    <w:lsdException w:name="Outline List 3" w:semiHidden="1" w:unhideWhenUsed="1"/>
-    <w:lsdException w:name="Table Simple 1" w:semiHidden="1" w:unhideWhenUsed="1"/>
-    <w:lsdException w:name="Table Simple 2" w:semiHidden="1" w:unhideWhenUsed="1"/>
-    <w:lsdException w:name="Table Simple 3" w:semiHidden="1" w:unhideWhenUsed="1"/>
-    <w:lsdException w:name="Table Classic 1" w:semiHidden="1" w:unhideWhenUsed="1"/>
-    <w:lsdException w:name="Table Classic 2" w:semiHidden="1" w:unhideWhenUsed="1"/>
-    <w:lsdException w:name="Table Classic 3" w:semiHidden="1" w:unhideWhenUsed="1"/>
-    <w:lsdException w:name="Table Classic 4" w:semiHidden="1" w:unhideWhenUsed="1"/>
-    <w:lsdException w:name="Table Colorful 1" w:semiHidden="1" w:unhideWhenUsed="1"/>
-    <w:lsdException w:name="Table Colorful 2" w:semiHidden="1" w:unhideWhenUsed="1"/>
-    <w:lsdException w:name="Table Colorful 3" w:semiHidden="1" w:unhideWhenUsed="1"/>
-    <w:lsdException w:name="Table Columns 1" w:semiHidden="1" w:unhideWhenUsed="1"/>
-    <w:lsdException w:name="Table Columns 2" w:semiHidden="1" w:unhideWhenUsed="1"/>
-    <w:lsdException w:name="Table Columns 3" w:semiHidden="1" w:unhideWhenUsed="1"/>
-    <w:lsdException w:name="Table Columns 4" w:semiHidden="1" w:unhideWhenUsed="1"/>
-    <w:lsdException w:name="Table Columns 5" w:semiHidden="1" w:unhideWhenUsed="1"/>
-    <w:lsdException w:name="Table Grid 1" w:semiHidden="1" w:unhideWhenUsed="1"/>
-    <w:lsdException w:name="Table Grid 2" w:semiHidden="1" w:unhideWhenUsed="1"/>
-    <w:lsdException w:name="Table Grid 3" w:semiHidden="1" w:unhideWhenUsed="1"/>
-    <w:lsdException w:name="Table Grid 4" w:semiHidden="1" w:unhideWhenUsed="1"/>
-    <w:lsdException w:name="Table Grid 5" w:semiHidden="1" w:unhideWhenUsed="1"/>
-    <w:lsdException w:name="Table Grid 6" w:semiHidden="1" w:unhideWhenUsed="1"/>
-    <w:lsdException w:name="Table Grid 7" w:semiHidden="1" w:unhideWhenUsed="1"/>
-    <w:lsdException w:name="Table Grid 8" w:semiHidden="1" w:unhideWhenUsed="1"/>
-    <w:lsdException w:name="Table List 1" w:semiHidden="1" w:unhideWhenUsed="1"/>
-    <w:lsdException w:name="Table List 2" w:semiHidden="1" w:unhideWhenUsed="1"/>
-    <w:lsdException w:name="Table List 3" w:semiHidden="1" w:unhideWhenUsed="1"/>
-    <w:lsdException w:name="Table List 4" w:semiHidden="1" w:unhideWhenUsed="1"/>
-    <w:lsdException w:name="Table List 5" w:semiHidden="1" w:unhideWhenUsed="1"/>
-    <w:lsdException w:name="Table List 6" w:semiHidden="1" w:unhideWhenUsed="1"/>
-    <w:lsdException w:name="Table List 7" w:semiHidden="1" w:unhideWhenUsed="1"/>
-    <w:lsdException w:name="Table List 8" w:semiHidden="1" w:unhideWhenUsed="1"/>
-    <w:lsdException w:name="Table 3D effects 1" w:semiHidden="1" w:unhideWhenUsed="1"/>
-    <w:lsdException w:name="Table 3D effects 2" w:semiHidden="1" w:unhideWhenUsed="1"/>
-    <w:lsdException w:name="Table 3D effects 3" w:semiHidden="1" w:unhideWhenUsed="1"/>
-    <w:lsdException w:name="Table Contemporary" w:semiHidden="1" w:unhideWhenUsed="1"/>
-    <w:lsdException w:name="Table Elegant" w:semiHidden="1" w:unhideWhenUsed="1"/>
-    <w:lsdException w:name="Table Professional" w:semiHidden="1" w:unhideWhenUsed="1"/>
-    <w:lsdException w:name="Table Subtle 1" w:semiHidden="1" w:unhideWhenUsed="1"/>
-    <w:lsdException w:name="Table Subtle 2" w:semiHidden="1" w:unhideWhenUsed="1"/>
-    <w:lsdException w:name="Table Web 1" w:semiHidden="1" w:unhideWhenUsed="1"/>
-    <w:lsdException w:name="Table Web 2" w:semiHidden="1" w:unhideWhenUsed="1"/>
-    <w:lsdException w:name="Table Web 3" w:semiHidden="1" w:unhideWhenUsed="1"/>
-    <w:lsdException w:name="Balloon Text" w:semiHidden="1" w:unhideWhenUsed="1"/>
-    <w:lsdException w:name="Table Grid" w:uiPriority="39"/>
-    <w:lsdException w:name="Table Theme" w:semiHidden="1" w:unhideWhenUsed="1"/>
-    <w:lsdException w:name="Placeholder Text" w:semiHidden="1"/>
-    <w:lsdException w:name="No Spacing" w:uiPriority="1" w:qFormat="1"/>
-    <w:lsdException w:name="Light Shading" w:uiPriority="60"/>
-    <w:lsdException w:name="Light List" w:uiPriority="61"/>
-    <w:lsdException w:name="Light Grid" w:uiPriority="62"/>
-    <w:lsdException w:name="Medium Shading 1" w:uiPriority="63"/>
-    <w:lsdException w:name="Medium Shading 2" w:uiPriority="64"/>
-    <w:lsdException w:name="Medium List 1" w:uiPriority="65"/>
-    <w:lsdException w:name="Medium List 2" w:uiPriority="66"/>
-    <w:lsdException w:name="Medium Grid 1" w:uiPriority="67"/>
-    <w:lsdException w:name="Medium Grid 2" w:uiPriority="68"/>
-    <w:lsdException w:name="Medium Grid 3" w:uiPriority="69"/>
-    <w:lsdException w:name="Dark List" w:uiPriority="70"/>
-    <w:lsdException w:name="Colorful Shading" w:uiPriority="71"/>
-    <w:lsdException w:name="Colorful List" w:uiPriority="72"/>
-    <w:lsdException w:name="Colorful Grid" w:uiPriority="73"/>
-    <w:lsdException w:name="Light Shading Accent 1" w:uiPriority="60"/>
-    <w:lsdException w:name="Light List Accent 1" w:uiPriority="61"/>
-    <w:lsdException w:name="Light Grid Accent 1" w:uiPriority="62"/>
-    <w:lsdException w:name="Medium Shading 1 Accent 1" w:uiPriority="63"/>
-    <w:lsdException w:name="Medium Shading 2 Accent 1" w:uiPriority="64"/>
-    <w:lsdException w:name="Medium List 1 Accent 1" w:uiPriority="65"/>
-    <w:lsdException w:name="Revision" w:semiHidden="1"/>
-    <w:lsdException w:name="List Paragraph" w:uiPriority="34" w:qFormat="1"/>
-    <w:lsdException w:name="Quote" w:uiPriority="29" w:qFormat="1"/>
-    <w:lsdException w:name="Intense Quote" w:uiPriority="30" w:qFormat="1"/>
-    <w:lsdException w:name="Medium List 2 Accent 1" w:uiPriority="66"/>
-    <w:lsdException w:name="Medium Grid 1 Accent 1" w:uiPriority="67"/>
-    <w:lsdException w:name="Medium Grid 2 Accent 1" w:uiPriority="68"/>
-    <w:lsdException w:name="Medium Grid 3 Accent 1" w:uiPriority="69"/>
-    <w:lsdException w:name="Dark List Accent 1" w:uiPriority="70"/>
-    <w:lsdException w:name="Colorful Shading Accent 1" w:uiPriority="71"/>
-    <w:lsdException w:name="Colorful List Accent 1" w:uiPriority="72"/>
-    <w:lsdException w:name="Colorful Grid Accent 1" w:uiPriority="73"/>
-    <w:lsdException w:name="Light Shading Accent 2" w:uiPriority="60"/>
-    <w:lsdException w:name="Light List Accent 2" w:uiPriority="61"/>
-    <w:lsdException w:name="Light Grid Accent 2" w:uiPriority="62"/>
-    <w:lsdException w:name="Medium Shading 1 Accent 2" w:uiPriority="63"/>
-    <w:lsdException w:name="Medium Shading 2 Accent 2" w:uiPriority="64"/>
-    <w:lsdException w:name="Medium List 1 Accent 2" w:uiPriority="65"/>
-    <w:lsdException w:name="Medium List 2 Accent 2" w:uiPriority="66"/>
-    <w:lsdException w:name="Medium Grid 1 Accent 2" w:uiPriority="67"/>
-    <w:lsdException w:name="Medium Grid 2 Accent 2" w:uiPriority="68"/>
-    <w:lsdException w:name="Medium Grid 3 Accent 2" w:uiPriority="69"/>
-    <w:lsdException w:name="Dark List Accent 2" w:uiPriority="70"/>
-    <w:lsdException w:name="Colorful Shading Accent 2" w:uiPriority="71"/>
-    <w:lsdException w:name="Colorful List Accent 2" w:uiPriority="72"/>
-    <w:lsdException w:name="Colorful Grid Accent 2" w:uiPriority="73"/>
-    <w:lsdException w:name="Light Shading Accent 3" w:uiPriority="60"/>
-    <w:lsdException w:name="Light List Accent 3" w:uiPriority="61"/>
-    <w:lsdException w:name="Light Grid Accent 3" w:uiPriority="62"/>
-    <w:lsdException w:name="Medium Shading 1 Accent 3" w:uiPriority="63"/>
-    <w:lsdException w:name="Medium Shading 2 Accent 3" w:uiPriority="64"/>
-    <w:lsdException w:name="Medium List 1 Accent 3" w:uiPriority="65"/>
-    <w:lsdException w:name="Medium List 2 Accent 3" w:uiPriority="66"/>
-    <w:lsdException w:name="Medium Grid 1 Accent 3" w:uiPriority="67"/>
-    <w:lsdException w:name="Medium Grid 2 Accent 3" w:uiPriority="68"/>
-    <w:lsdException w:name="Medium Grid 3 Accent 3" w:uiPriority="69"/>
-    <w:lsdException w:name="Dark List Accent 3" w:uiPriority="70"/>
-    <w:lsdException w:name="Colorful Shading Accent 3" w:uiPriority="71"/>
-    <w:lsdException w:name="Colorful List Accent 3" w:uiPriority="72"/>
-    <w:lsdException w:name="Colorful Grid Accent 3" w:uiPriority="73"/>
-    <w:lsdException w:name="Light Shading Accent 4" w:uiPriority="60"/>
-    <w:lsdException w:name="Light List Accent 4" w:uiPriority="61"/>
-    <w:lsdException w:name="Light Grid Accent 4" w:uiPriority="62"/>
-    <w:lsdException w:name="Medium Shading 1 Accent 4" w:uiPriority="63"/>
-    <w:lsdException w:name="Medium Shading 2 Accent 4" w:uiPriority="64"/>
-    <w:lsdException w:name="Medium List 1 Accent 4" w:uiPriority="65"/>
-    <w:lsdException w:name="Medium List 2 Accent 4" w:uiPriority="66"/>
-    <w:lsdException w:name="Medium Grid 1 Accent 4" w:uiPriority="67"/>
-    <w:lsdException w:name="Medium Grid 2 Accent 4" w:uiPriority="68"/>
-    <w:lsdException w:name="Medium Grid 3 Accent 4" w:uiPriority="69"/>
-    <w:lsdException w:name="Dark List Accent 4" w:uiPriority="70"/>
-    <w:lsdException w:name="Colorful Shading Accent 4" w:uiPriority="71"/>
-    <w:lsdException w:name="Colorful List Accent 4" w:uiPriority="72"/>
-    <w:lsdException w:name="Colorful Grid Accent 4" w:uiPriority="73"/>
-    <w:lsdException w:name="Light Shading Accent 5" w:uiPriority="60"/>
-    <w:lsdException w:name="Light List Accent 5" w:uiPriority="61"/>
-    <w:lsdException w:name="Light Grid Accent 5" w:uiPriority="62"/>
-    <w:lsdException w:name="Medium Shading 1 Accent 5" w:uiPriority="63"/>
-    <w:lsdException w:name="Medium Shading 2 Accent 5" w:uiPriority="64"/>
-    <w:lsdException w:name="Medium List 1 Accent 5" w:uiPriority="65"/>
-    <w:lsdException w:name="Medium List 2 Accent 5" w:uiPriority="66"/>
-    <w:lsdException w:name="Medium Grid 1 Accent 5" w:uiPriority="67"/>
-    <w:lsdException w:name="Medium Grid 2 Accent 5" w:uiPriority="68"/>
-    <w:lsdException w:name="Medium Grid 3 Accent 5" w:uiPriority="69"/>
-    <w:lsdException w:name="Dark List Accent 5" w:uiPriority="70"/>
-    <w:lsdException w:name="Colorful Shading Accent 5" w:uiPriority="71"/>
-    <w:lsdException w:name="Colorful List Accent 5" w:uiPriority="72"/>
-    <w:lsdException w:name="Colorful Grid Accent 5" w:uiPriority="73"/>
-    <w:lsdException w:name="Light Shading Accent 6" w:uiPriority="60"/>
-    <w:lsdException w:name="Light List Accent 6" w:uiPriority="61"/>
-    <w:lsdException w:name="Light Grid Accent 6" w:uiPriority="62"/>
-    <w:lsdException w:name="Medium Shading 1 Accent 6" w:uiPriority="63"/>
-    <w:lsdException w:name="Medium Shading 2 Accent 6" w:uiPriority="64"/>
-    <w:lsdException w:name="Medium List 1 Accent 6" w:uiPriority="65"/>
-    <w:lsdException w:name="Medium List 2 Accent 6" w:uiPriority="66"/>
-    <w:lsdException w:name="Medium Grid 1 Accent 6" w:uiPriority="67"/>
-    <w:lsdException w:name="Medium Grid 2 Accent 6" w:uiPriority="68"/>
-    <w:lsdException w:name="Medium Grid 3 Accent 6" w:uiPriority="69"/>
-    <w:lsdException w:name="Dark List Accent 6" w:uiPriority="70"/>
-    <w:lsdException w:name="Colorful Shading Accent 6" w:uiPriority="71"/>
-    <w:lsdException w:name="Colorful List Accent 6" w:uiPriority="72"/>
-    <w:lsdException w:name="Colorful Grid Accent 6" w:uiPriority="73"/>
-    <w:lsdException w:name="Subtle Emphasis" w:uiPriority="19" w:qFormat="1"/>
-    <w:lsdException w:name="Intense Emphasis" w:uiPriority="21" w:qFormat="1"/>
-    <w:lsdException w:name="Subtle Reference" w:uiPriority="31" w:qFormat="1"/>
-    <w:lsdException w:name="Intense Reference" w:uiPriority="32" w:qFormat="1"/>
-    <w:lsdException w:name="Book Title" w:uiPriority="33" w:qFormat="1"/>
-    <w:lsdException w:name="Bibliography" w:semiHidden="1" w:uiPriority="37" w:unhideWhenUsed="1"/>
-    <w:lsdException w:name="TOC Heading" w:semiHidden="1" w:uiPriority="39" w:unhideWhenUsed="1" w:qFormat="1"/>
-    <w:lsdException w:name="Plain Table 1" w:uiPriority="41"/>
-    <w:lsdException w:name="Plain Table 2" w:uiPriority="42"/>
-    <w:lsdException w:name="Plain Table 3" w:uiPriority="43"/>
-    <w:lsdException w:name="Plain Table 4" w:uiPriority="44"/>
-    <w:lsdException w:name="Plain Table 5" w:uiPriority="45"/>
-    <w:lsdException w:name="Grid Table Light" w:uiPriority="40"/>
-    <w:lsdException w:name="Grid Table 1 Light" w:uiPriority="46"/>
-    <w:lsdException w:name="Grid Table 2" w:uiPriority="47"/>
-    <w:lsdException w:name="Grid Table 3" w:uiPriority="48"/>
-    <w:lsdException w:name="Grid Table 4" w:uiPriority="49"/>
-    <w:lsdException w:name="Grid Table 5 Dark" w:uiPriority="50"/>
-    <w:lsdException w:name="Grid Table 6 Colorful" w:uiPriority="51"/>
-    <w:lsdException w:name="Grid Table 7 Colorful" w:uiPriority="52"/>
-    <w:lsdException w:name="Grid Table 1 Light Accent 1" w:uiPriority="46"/>
-    <w:lsdException w:name="Grid Table 2 Accent 1" w:uiPriority="47"/>
-    <w:lsdException w:name="Grid Table 3 Accent 1" w:uiPriority="48"/>
-    <w:lsdException w:name="Grid Table 4 Accent 1" w:uiPriority="49"/>
-    <w:lsdException w:name="Grid Table 5 Dark Accent 1" w:uiPriority="50"/>
-    <w:lsdException w:name="Grid Table 6 Colorful Accent 1" w:uiPriority="51"/>
-    <w:lsdException w:name="Grid Table 7 Colorful Accent 1" w:uiPriority="52"/>
-    <w:lsdException w:name="Grid Table 1 Light Accent 2" w:uiPriority="46"/>
-    <w:lsdException w:name="Grid Table 2 Accent 2" w:uiPriority="47"/>
-    <w:lsdException w:name="Grid Table 3 Accent 2" w:uiPriority="48"/>
-    <w:lsdException w:name="Grid Table 4 Accent 2" w:uiPriority="49"/>
-    <w:lsdException w:name="Grid Table 5 Dark Accent 2" w:uiPriority="50"/>
-    <w:lsdException w:name="Grid Table 6 Colorful Accent 2" w:uiPriority="51"/>
-    <w:lsdException w:name="Grid Table 7 Colorful Accent 2" w:uiPriority="52"/>
-    <w:lsdException w:name="Grid Table 1 Light Accent 3" w:uiPriority="46"/>
-    <w:lsdException w:name="Grid Table 2 Accent 3" w:uiPriority="47"/>
-    <w:lsdException w:name="Grid Table 3 Accent 3" w:uiPriority="48"/>
-    <w:lsdException w:name="Grid Table 4 Accent 3" w:uiPriority="49"/>
-    <w:lsdException w:name="Grid Table 5 Dark Accent 3" w:uiPriority="50"/>
-    <w:lsdException w:name="Grid Table 6 Colorful Accent 3" w:uiPriority="51"/>
-    <w:lsdException w:name="Grid Table 7 Colorful Accent 3" w:uiPriority="52"/>
-    <w:lsdException w:name="Grid Table 1 Light Accent 4" w:uiPriority="46"/>
-    <w:lsdException w:name="Grid Table 2 Accent 4" w:uiPriority="47"/>
-    <w:lsdException w:name="Grid Table 3 Accent 4" w:uiPriority="48"/>
-    <w:lsdException w:name="Grid Table 4 Accent 4" w:uiPriority="49"/>
-    <w:lsdException w:name="Grid Table 5 Dark Accent 4" w:uiPriority="50"/>
-    <w:lsdException w:name="Grid Table 6 Colorful Accent 4" w:uiPriority="51"/>
-    <w:lsdException w:name="Grid Table 7 Colorful Accent 4" w:uiPriority="52"/>
-    <w:lsdException w:name="Grid Table 1 Light Accent 5" w:uiPriority="46"/>
-    <w:lsdException w:name="Grid Table 2 Accent 5" w:uiPriority="47"/>
-    <w:lsdException w:name="Grid Table 3 Accent 5" w:uiPriority="48"/>
-    <w:lsdException w:name="Grid Table 4 Accent 5" w:uiPriority="49"/>
-    <w:lsdException w:name="Grid Table 5 Dark Accent 5" w:uiPriority="50"/>
-    <w:lsdException w:name="Grid Table 6 Colorful Accent 5" w:uiPriority="51"/>
-    <w:lsdException w:name="Grid Table 7 Colorful Accent 5" w:uiPriority="52"/>
-    <w:lsdException w:name="Grid Table 1 Light Accent 6" w:uiPriority="46"/>
-    <w:lsdException w:name="Grid Table 2 Accent 6" w:uiPriority="47"/>
-    <w:lsdException w:name="Grid Table 3 Accent 6" w:uiPriority="48"/>
-    <w:lsdException w:name="Grid Table 4 Accent 6" w:uiPriority="49"/>
-    <w:lsdException w:name="Grid Table 5 Dark Accent 6" w:uiPriority="50"/>
-    <w:lsdException w:name="Grid Table 6 Colorful Accent 6" w:uiPriority="51"/>
-    <w:lsdException w:name="Grid Table 7 Colorful Accent 6" w:uiPriority="52"/>
-    <w:lsdException w:name="List Table 1 Light" w:uiPriority="46"/>
-    <w:lsdException w:name="List Table 2" w:uiPriority="47"/>
-    <w:lsdException w:name="List Table 3" w:uiPriority="48"/>
-    <w:lsdException w:name="List Table 4" w:uiPriority="49"/>
-    <w:lsdException w:name="List Table 5 Dark" w:uiPriority="50"/>
-    <w:lsdException w:name="List Table 6 Colorful" w:uiPriority="51"/>
-    <w:lsdException w:name="List Table 7 Colorful" w:uiPriority="52"/>
-    <w:lsdException w:name="List Table 1 Light Accent 1" w:uiPriority="46"/>
-    <w:lsdException w:name="List Table 2 Accent 1" w:uiPriority="47"/>
-    <w:lsdException w:name="List Table 3 Accent 1" w:uiPriority="48"/>
-    <w:lsdException w:name="List Table 4 Accent 1" w:uiPriority="49"/>
-    <w:lsdException w:name="List Table 5 Dark Accent 1" w:uiPriority="50"/>
-    <w:lsdException w:name="List Table 6 Colorful Accent 1" w:uiPriority="51"/>
-    <w:lsdException w:name="List Table 7 Colorful Accent 1" w:uiPriority="52"/>
-    <w:lsdException w:name="List Table 1 Light Accent 2" w:uiPriority="46"/>
-    <w:lsdException w:name="List Table 2 Accent 2" w:uiPriority="47"/>
-    <w:lsdException w:name="List Table 3 Accent 2" w:uiPriority="48"/>
-    <w:lsdException w:name="List Table 4 Accent 2" w:uiPriority="49"/>
-    <w:lsdException w:name="List Table 5 Dark Accent 2" w:uiPriority="50"/>
-    <w:lsdException w:name="List Table 6 Colorful Accent 2" w:uiPriority="51"/>
-    <w:lsdException w:name="List Table 7 Colorful Accent 2" w:uiPriority="52"/>
-    <w:lsdException w:name="List Table 1 Light Accent 3" w:uiPriority="46"/>
-    <w:lsdException w:name="List Table 2 Accent 3" w:uiPriority="47"/>
-    <w:lsdException w:name="List Table 3 Accent 3" w:uiPriority="48"/>
-    <w:lsdException w:name="List Table 4 Accent 3" w:uiPriority="49"/>
-    <w:lsdException w:name="List Table 5 Dark Accent 3" w:uiPriority="50"/>
-    <w:lsdException w:name="List Table 6 Colorful Accent 3" w:uiPriority="51"/>
-    <w:lsdException w:name="List Table 7 Colorful Accent 3" w:uiPriority="52"/>
-    <w:lsdException w:name="List Table 1 Light Accent 4" w:uiPriority="46"/>
-    <w:lsdException w:name="List Table 2 Accent 4" w:uiPriority="47"/>
-    <w:lsdException w:name="List Table 3 Accent 4" w:uiPriority="48"/>
-    <w:lsdException w:name="List Table 4 Accent 4" w:uiPriority="49"/>
-    <w:lsdException w:name="List Table 5 Dark Accent 4" w:uiPriority="50"/>
-    <w:lsdException w:name="List Table 6 Colorful Accent 4" w:uiPriority="51"/>
-    <w:lsdException w:name="List Table 7 Colorful Accent 4" w:uiPriority="52"/>
-    <w:lsdException w:name="List Table 1 Light Accent 5" w:uiPriority="46"/>
-    <w:lsdException w:name="List Table 2 Accent 5" w:uiPriority="47"/>
-    <w:lsdException w:name="List Table 3 Accent 5" w:uiPriority="48"/>
-    <w:lsdException w:name="List Table 4 Accent 5" w:uiPriority="49"/>
-    <w:lsdException w:name="List Table 5 Dark Accent 5" w:uiPriority="50"/>
-    <w:lsdException w:name="List Table 6 Colorful Accent 5" w:uiPriority="51"/>
-    <w:lsdException w:name="List Table 7 Colorful Accent 5" w:uiPriority="52"/>
-    <w:lsdException w:name="List Table 1 Light Accent 6" w:uiPriority="46"/>
-    <w:lsdException w:name="List Table 2 Accent 6" w:uiPriority="47"/>
-    <w:lsdException w:name="List Table 3 Accent 6" w:uiPriority="48"/>
-    <w:lsdException w:name="List Table 4 Accent 6" w:uiPriority="49"/>
-    <w:lsdException w:name="List Table 5 Dark Accent 6" w:uiPriority="50"/>
-    <w:lsdException w:name="List Table 6 Colorful Accent 6" w:uiPriority="51"/>
-    <w:lsdException w:name="List Table 7 Colorful Accent 6" w:uiPriority="52"/>
-    <w:lsdException w:name="Mention" w:semiHidden="1" w:unhideWhenUsed="1"/>
-    <w:lsdException w:name="Smart Hyperlink" w:semiHidden="1" w:unhideWhenUsed="1"/>
-    <w:lsdException w:name="Hashtag" w:semiHidden="1" w:unhideWhenUsed="1"/>
-    <w:lsdException w:name="Unresolved Mention" w:semiHidden="1" w:unhideWhenUsed="1"/>
-    <w:lsdException w:name="Smart Link" w:semiHidden="1" w:unhideWhenUsed="1"/>
-    <w:lsdException w:name="Smart Link Error" w:semiHidden="1" w:unhideWhenUsed="1"/>
-  </w:latentStyles>
-  <w:style w:type="paragraph" w:default="1" w:styleId="Normal">
-    <w:name w:val="Normal"/>
-    <w:qFormat/>
-  </w:style>
-  <w:style w:type="character" w:default="1" w:styleId="DefaultParagraphFont">
-    <w:name w:val="Default Paragraph Font"/>
-    <w:uiPriority w:val="1"/>
-    <w:semiHidden/>
-    <w:unhideWhenUsed/>
-  </w:style>
-  <w:style w:type="table" w:default="1" w:styleId="TableNormal">
-    <w:name w:val="Normal Table"/>
-    <w:uiPriority w:val="99"/>
-    <w:semiHidden/>
-    <w:unhideWhenUsed/>
-    <w:tblPr>
-      <w:tblInd w:w="0" w:type="dxa"/>
-      <w:tblCellMar>
-        <w:top w:w="0" w:type="dxa"/>
-        <w:left w:w="108" w:type="dxa"/>
-        <w:bottom w:w="0" w:type="dxa"/>
-        <w:right w:w="108" w:type="dxa"/>
-      </w:tblCellMar>
-    </w:tblPr>
-  </w:style>
-  <w:style w:type="numbering" w:default="1" w:styleId="NoList">
-    <w:name w:val="No List"/>
-    <w:uiPriority w:val="99"/>
-    <w:semiHidden/>
-    <w:unhideWhenUsed/>
-  </w:style>
-  <w:style w:type="paragraph" w:customStyle="1" w:styleId="9B341B9DBA38456DACCB281742ECC66F">
-    <w:name w:val="9B341B9DBA38456DACCB281742ECC66F"/>
-  </w:style>
-  <w:style w:type="paragraph" w:customStyle="1" w:styleId="AFB55757074D4F85B5DCF890FB01C3CD">
-    <w:name w:val="AFB55757074D4F85B5DCF890FB01C3CD"/>
-  </w:style>
-  <w:style w:type="paragraph" w:customStyle="1" w:styleId="0AB4EAC470B24B11A75F8DDBB3626B10">
-    <w:name w:val="0AB4EAC470B24B11A75F8DDBB3626B10"/>
-  </w:style>
-  <w:style w:type="paragraph" w:customStyle="1" w:styleId="A5592129C14E4F1CA2E28DC88A490C66">
-    <w:name w:val="A5592129C14E4F1CA2E28DC88A490C66"/>
-  </w:style>
-  <w:style w:type="paragraph" w:customStyle="1" w:styleId="B3A60D2936444DBB9C9A46BB6C16CA56">
-    <w:name w:val="B3A60D2936444DBB9C9A46BB6C16CA56"/>
-  </w:style>
-  <w:style w:type="paragraph" w:customStyle="1" w:styleId="10FFACAB29F246F1B75261705458F9D3">
-    <w:name w:val="10FFACAB29F246F1B75261705458F9D3"/>
-  </w:style>
-  <w:style w:type="paragraph" w:customStyle="1" w:styleId="8C89B8AF7E974184912D095854E21C9F">
-    <w:name w:val="8C89B8AF7E974184912D095854E21C9F"/>
-  </w:style>
-  <w:style w:type="paragraph" w:customStyle="1" w:styleId="AA24149D9D7E40029E9970306C5296A7">
-    <w:name w:val="AA24149D9D7E40029E9970306C5296A7"/>
-  </w:style>
-  <w:style w:type="paragraph" w:customStyle="1" w:styleId="A6BB69D49A9449FC9FA90C183A66C4D8">
-    <w:name w:val="A6BB69D49A9449FC9FA90C183A66C4D8"/>
-  </w:style>
-  <w:style w:type="paragraph" w:customStyle="1" w:styleId="1F155E35C0BE4076AF8679334FB55988">
-    <w:name w:val="1F155E35C0BE4076AF8679334FB55988"/>
-  </w:style>
-  <w:style w:type="paragraph" w:customStyle="1" w:styleId="831BA82257DE4625A4FECDA2CA5650B1">
-    <w:name w:val="831BA82257DE4625A4FECDA2CA5650B1"/>
-  </w:style>
-  <w:style w:type="paragraph" w:customStyle="1" w:styleId="3DDE542935E649C0AC87D4930DCE2DA8">
-    <w:name w:val="3DDE542935E649C0AC87D4930DCE2DA8"/>
-  </w:style>
-  <w:style w:type="paragraph" w:customStyle="1" w:styleId="DB35E4B6A8414C36BA8982BA839A2C50">
-    <w:name w:val="DB35E4B6A8414C36BA8982BA839A2C50"/>
-  </w:style>
-  <w:style w:type="paragraph" w:customStyle="1" w:styleId="159BDC0430854902899301F9A6784147">
-    <w:name w:val="159BDC0430854902899301F9A6784147"/>
-  </w:style>
-  <w:style w:type="paragraph" w:customStyle="1" w:styleId="DBBC1C4036344B9A8640B8EFDC0369C2">
-    <w:name w:val="DBBC1C4036344B9A8640B8EFDC0369C2"/>
-  </w:style>
-  <w:style w:type="paragraph" w:customStyle="1" w:styleId="2EE47E6D22B34370830F3E4090747E1F">
-    <w:name w:val="2EE47E6D22B34370830F3E4090747E1F"/>
-  </w:style>
-  <w:style w:type="paragraph" w:customStyle="1" w:styleId="C5802FFFB7CE4D9F86CFD69267BE3A62">
-    <w:name w:val="C5802FFFB7CE4D9F86CFD69267BE3A62"/>
-  </w:style>
-  <w:style w:type="paragraph" w:customStyle="1" w:styleId="CFD98C50DE984E9C9F50CFB44A27BD0F">
-    <w:name w:val="CFD98C50DE984E9C9F50CFB44A27BD0F"/>
-  </w:style>
-  <w:style w:type="paragraph" w:customStyle="1" w:styleId="FA34214E2A594E1DA98D12CC8B73420D">
-    <w:name w:val="FA34214E2A594E1DA98D12CC8B73420D"/>
-  </w:style>
-  <w:style w:type="paragraph" w:customStyle="1" w:styleId="D42AD0BCDF77462CB5C236EA0BA5E4E4">
-    <w:name w:val="D42AD0BCDF77462CB5C236EA0BA5E4E4"/>
-  </w:style>
-  <w:style w:type="paragraph" w:customStyle="1" w:styleId="3ADCF145FF4F4CAA843EAA17A45617A2">
-    <w:name w:val="3ADCF145FF4F4CAA843EAA17A45617A2"/>
-  </w:style>
-  <w:style w:type="paragraph" w:customStyle="1" w:styleId="998C43A03E5D44E1B678ADB65D60F349">
-    <w:name w:val="998C43A03E5D44E1B678ADB65D60F349"/>
-  </w:style>
-  <w:style w:type="paragraph" w:customStyle="1" w:styleId="327D255815054655A6EE4EEBCBAF4FF9">
-    <w:name w:val="327D255815054655A6EE4EEBCBAF4FF9"/>
-  </w:style>
-  <w:style w:type="paragraph" w:customStyle="1" w:styleId="D805C77AF9A44EFC9FE70EFA3E055382">
-    <w:name w:val="D805C77AF9A44EFC9FE70EFA3E055382"/>
-  </w:style>
-  <w:style w:type="paragraph" w:customStyle="1" w:styleId="9FFBC8F22EA94648833C77F58E9C2163">
-    <w:name w:val="9FFBC8F22EA94648833C77F58E9C2163"/>
-    <w:rsid w:val="00F42E7A"/>
-  </w:style>
-  <w:style w:type="paragraph" w:customStyle="1" w:styleId="ECD8A55835FA44DFA4E30D880F14F71D">
-    <w:name w:val="ECD8A55835FA44DFA4E30D880F14F71D"/>
-    <w:rsid w:val="00F42E7A"/>
-  </w:style>
-  <w:style w:type="paragraph" w:customStyle="1" w:styleId="3453D3E3540CA24380EAFCE3154A75C8">
-    <w:name w:val="3453D3E3540CA24380EAFCE3154A75C8"/>
-    <w:rsid w:val="008B01D7"/>
-    <w:pPr>
-      <w:spacing w:after="0" w:line="240" w:lineRule="auto"/>
-    </w:pPr>
-    <w:rPr>
-      <w:sz w:val="24"/>
-      <w:szCs w:val="24"/>
-      <w:lang w:eastAsia="en-US"/>
-    </w:rPr>
-  </w:style>
-  <w:style w:type="paragraph" w:customStyle="1" w:styleId="C9F38D63B95246DDB4928309CA36D04E">
-    <w:name w:val="C9F38D63B95246DDB4928309CA36D04E"/>
-    <w:rsid w:val="00982A3F"/>
-  </w:style>
-</w:styles>
-</file>
-
-<file path=word/glossary/webSettings.xml><?xml version="1.0" encoding="utf-8"?>
-<w:webSettings xmlns:mc="http://schemas.openxmlformats.org/markup-compatibility/2006" xmlns:r="http://schemas.openxmlformats.org/officeDocument/2006/relationships" xmlns:w="http://schemas.openxmlformats.org/wordprocessingml/2006/main" xmlns:w14="http://schemas.microsoft.com/office/word/2010/wordml" xmlns:w15="http://schemas.microsoft.com/office/word/2012/wordml" xmlns:w16cid="http://schemas.microsoft.com/office/word/2016/wordml/cid" xmlns:w16se="http://schemas.microsoft.com/office/word/2015/wordml/symex" mc:Ignorable="w14 w15 w16se w16cid">
-  <w:optimizeForBrowser/>
-  <w:allowPNG/>
-</w:webSettings>
 </file>
 
 <file path=word/theme/theme1.xml><?xml version="1.0" encoding="utf-8"?>
